--- a/tests/corpus_v2/docs/services_0006.docx
+++ b/tests/corpus_v2/docs/services_0006.docx
@@ -21,19 +21,25 @@
         <w:rPr>
           <w:b/>
         </w:rPr>
-        <w:t xml:space="preserve">№ 42/2025-С</w:t>
-      </w:r>
-    </w:p>
-    <w:p/>
-    <w:p>
-      <w:r>
-        <w:t xml:space="preserve">г. Тверь</w:t>
+        <w:t xml:space="preserve">№ </w:t>
+      </w:r>
+      <w:r>
+        <w:rPr>
+          <w:b/>
+        </w:rPr>
+        <w:t xml:space="preserve">21Ф-70726/21-134Д</w:t>
+      </w:r>
+    </w:p>
+    <w:p/>
+    <w:p>
+      <w:r>
+        <w:t xml:space="preserve">г. Пермь</w:t>
       </w:r>
       <w:r>
         <w:t xml:space="preserve">     </w:t>
       </w:r>
       <w:r>
-        <w:t xml:space="preserve">«21» сентября 2023 г.</w:t>
+        <w:t xml:space="preserve">18.02.2025 г.</w:t>
       </w:r>
     </w:p>
     <w:p/>
@@ -72,10 +78,10 @@
         <w:t xml:space="preserve">, именуемый в дальнейшем «Заказчик», действующий на основании свидетельства о государственной регистрации</w:t>
       </w:r>
       <w:r>
-        <w:t xml:space="preserve">, с другой стороны, совместно именуемые «Стороны», заключили настоящий </w:t>
-      </w:r>
-      <w:r>
-        <w:t xml:space="preserve">Договор № 29/2023-П</w:t>
+        <w:t xml:space="preserve">, с другой стороны, совместно именуемые «Стороны», заключили настоящий Договор № </w:t>
+      </w:r>
+      <w:r>
+        <w:t xml:space="preserve">38/14</w:t>
       </w:r>
       <w:r>
         <w:t xml:space="preserve"> (далее — Договор) о нижеследующем:</w:t>
@@ -114,7 +120,7 @@
         <w:t xml:space="preserve">Услуги считаются оказанными после подписания Сторонами акта сдачи-приёмки. Срок оплаты — </w:t>
       </w:r>
       <w:r>
-        <w:t xml:space="preserve">3 рабочих дня</w:t>
+        <w:t xml:space="preserve">в течение 5 (Пяти) дней с момента подписания акта</w:t>
       </w:r>
       <w:r>
         <w:t xml:space="preserve">.</w:t>
@@ -142,13 +148,10 @@
         <w:t xml:space="preserve">2.1. Общая цена Договора: </w:t>
       </w:r>
       <w:r>
-        <w:t xml:space="preserve">2 700 000</w:t>
-      </w:r>
-      <w:r>
-        <w:t xml:space="preserve">, а прописью: </w:t>
-      </w:r>
-      <w:r>
-        <w:t xml:space="preserve">два семьсот тысяч рублей</w:t>
+        <w:t xml:space="preserve">Шестьсот восемьдесят три тысячи два рубля 0 коп.</w:t>
+      </w:r>
+      <w:r>
+        <w:t xml:space="preserve">, НДС не облагается, т.к. применяется УСН</w:t>
       </w:r>
       <w:r>
         <w:t xml:space="preserve">.</w:t>
@@ -159,7 +162,7 @@
         <w:t xml:space="preserve">2.2. Налог: </w:t>
       </w:r>
       <w:r>
-        <w:t xml:space="preserve">1/130 ключевой ставки ЦБ РФ</w:t>
+        <w:t xml:space="preserve">1/300 ключевой ставки ЦБ РФ от стоимости неоплаченных работ</w:t>
       </w:r>
       <w:r>
         <w:t xml:space="preserve">.</w:t>
@@ -170,7 +173,7 @@
         <w:t xml:space="preserve">2.3. Срок оплаты — </w:t>
       </w:r>
       <w:r>
-        <w:t xml:space="preserve">не позднее 19.02.2026</w:t>
+        <w:t xml:space="preserve">не позднее 27.08.2025</w:t>
       </w:r>
       <w:r>
         <w:t xml:space="preserve">.</w:t>
@@ -190,7 +193,7 @@
         <w:t xml:space="preserve">, артикул </w:t>
       </w:r>
       <w:r>
-        <w:t xml:space="preserve">RM-9101-20</w:t>
+        <w:t xml:space="preserve">RM-7669-73</w:t>
       </w:r>
       <w:r>
         <w:t xml:space="preserve">, код </w:t>
@@ -250,7 +253,7 @@
         <w:t xml:space="preserve">. Цена — </w:t>
       </w:r>
       <w:r>
-        <w:t xml:space="preserve">50 000 (Пятьдесят тысяч) рублей 50 копеек</w:t>
+        <w:t xml:space="preserve">____ руб. (_____)_____ коп., включая НДС ___ руб. (_____)_____ коп.</w:t>
       </w:r>
       <w:r>
         <w:t xml:space="preserve">.</w:t>
@@ -270,7 +273,7 @@
         <w:t xml:space="preserve">3.1. Место исполнения обязательств: </w:t>
       </w:r>
       <w:r>
-        <w:t xml:space="preserve">394000, Московская обл., г. Воронеж, ул. Гагарина, вл. 68, стр. 2, пом. VII</w:t>
+        <w:t xml:space="preserve">420111, Свердловская обл., г. Казань, ш. Заречная, вл. 69, стр. 1, пом. VII</w:t>
       </w:r>
       <w:r>
         <w:t xml:space="preserve">.</w:t>
@@ -287,7 +290,7 @@
         <w:t xml:space="preserve"> по телефону </w:t>
       </w:r>
       <w:r>
-        <w:t xml:space="preserve">+7 (495) 248-89-55</w:t>
+        <w:t xml:space="preserve">+7 (846) 903-31-21</w:t>
       </w:r>
       <w:r>
         <w:t xml:space="preserve">.</w:t>
@@ -298,7 +301,7 @@
         <w:t xml:space="preserve">3.3. Срок исполнения обязательств — </w:t>
       </w:r>
       <w:r>
-        <w:t xml:space="preserve">не более 12 месяцев с момента заключения кредитного договора</w:t>
+        <w:t xml:space="preserve">в течение шестидесяти рабочих дней с момента поступления денежных средств на расчетный счет</w:t>
       </w:r>
       <w:r>
         <w:t xml:space="preserve">.</w:t>
@@ -329,13 +332,19 @@
         <w:t xml:space="preserve">Размер неустойки за нарушение сроков оплаты: </w:t>
       </w:r>
       <w:r>
-        <w:t xml:space="preserve">НДС 20%</w:t>
+        <w:t xml:space="preserve">0,01 процента от общей суммы счета</w:t>
       </w:r>
       <w:r>
         <w:t xml:space="preserve">. Предельный размер ответственности: </w:t>
       </w:r>
       <w:r>
-        <w:t xml:space="preserve">10 (десять) процентов</w:t>
+        <w:t xml:space="preserve">0,05 (пять сотых процента) % за каждый день просрочки</w:t>
+      </w:r>
+      <w:r>
+        <w:t xml:space="preserve">, но не более </w:t>
+      </w:r>
+      <w:r>
+        <w:t xml:space="preserve">5 (пять) процентов от цены Договора</w:t>
       </w:r>
       <w:r>
         <w:t xml:space="preserve">.</w:t>
@@ -357,7 +366,7 @@
         <w:t xml:space="preserve">Сторона, для которой создалась невозможность исполнения, обязана уведомить другую Сторону. Срок уведомления — </w:t>
       </w:r>
       <w:r>
-        <w:t xml:space="preserve">в течение 10 банковских дней с даты подписания Сторонами акта сдачи-приемки оказанных услуг</w:t>
+        <w:t xml:space="preserve">в течение 10 (Десяти) банковских дней</w:t>
       </w:r>
       <w:r>
         <w:t xml:space="preserve">.</w:t>
@@ -371,7 +380,7 @@
         <w:t xml:space="preserve">Все споры и разногласия решаются путём переговоров. Претензионный порядок обязателен, срок ответа на претензию — </w:t>
       </w:r>
       <w:r>
-        <w:t xml:space="preserve">в течение 5 рабочих дней с момента выставления счета</w:t>
+        <w:t xml:space="preserve">в течение шести месяцев с даты подписания Сторонами акта сдачи-приемки оказанных услуг</w:t>
       </w:r>
       <w:r>
         <w:t xml:space="preserve">.</w:t>
@@ -506,7 +515,7 @@
         <w:t xml:space="preserve">Расторжение Договора в одностороннем порядке допускается при существенном нарушении его условий другой Стороной. Срок направления уведомления — </w:t>
       </w:r>
       <w:r>
-        <w:t xml:space="preserve">в течение 20 рабочих дней с момента подписания акта</w:t>
+        <w:t xml:space="preserve">в течение 20 банковских дней с момента выставления счета</w:t>
       </w:r>
       <w:r>
         <w:t xml:space="preserve">.</w:t>
@@ -523,19 +532,85 @@
         <w:t xml:space="preserve">, тел. </w:t>
       </w:r>
       <w:r>
-        <w:t xml:space="preserve">+7 (495) 368-15-38</w:t>
+        <w:t xml:space="preserve">+7 (495) 322-46-56</w:t>
       </w:r>
       <w:r>
         <w:t xml:space="preserve">, адрес для корреспонденции: </w:t>
       </w:r>
       <w:r>
-        <w:t xml:space="preserve">190000, Краснодарский край, г. Санкт-Петербург, наб. Мира, вл. 29, стр. 5, пом. VII</w:t>
-      </w:r>
-      <w:r>
-        <w:t xml:space="preserve">.</w:t>
-      </w:r>
-    </w:p>
-    <w:p/>
+        <w:t xml:space="preserve">443010, Республика Татарстан, г. Самара, пер. Советская, вл. 6, стр. 2, пом. VII</w:t>
+      </w:r>
+      <w:r>
+        <w:t xml:space="preserve">.</w:t>
+      </w:r>
+    </w:p>
+    <w:p/>
+    <w:p/>
+    <w:p/>
+    <w:p>
+      <w:r>
+        <w:rPr>
+          <w:b/>
+        </w:rPr>
+        <w:t xml:space="preserve">9. КОНТРОЛЬНЫЕ ВЕЛИЧИНЫ</w:t>
+      </w:r>
+    </w:p>
+    <w:p>
+      <w:r>
+        <w:t xml:space="preserve">9.1. Контрольная запись: </w:t>
+      </w:r>
+      <w:r>
+        <w:rPr>
+          <w:b/>
+        </w:rPr>
+        <w:t xml:space="preserve">2</w:t>
+      </w:r>
+      <w:r>
+        <w:t xml:space="preserve">0% от цены Договора</w:t>
+      </w:r>
+      <w:r>
+        <w:t xml:space="preserve">.</w:t>
+      </w:r>
+    </w:p>
+    <w:p>
+      <w:r>
+        <w:t xml:space="preserve">9.2. Контрольная запись: </w:t>
+      </w:r>
+      <w:r>
+        <w:rPr>
+          <w:b/>
+        </w:rPr>
+        <w:t xml:space="preserve">не позднее 27.04.20</w:t>
+      </w:r>
+      <w:r>
+        <w:t xml:space="preserve">25</w:t>
+      </w:r>
+      <w:r>
+        <w:t xml:space="preserve">.</w:t>
+      </w:r>
+    </w:p>
+    <w:p>
+      <w:r>
+        <w:t xml:space="preserve">9.3. Контрольная запись: </w:t>
+      </w:r>
+      <w:r>
+        <w:t xml:space="preserve">23755/730-сс</w:t>
+      </w:r>
+      <w:r>
+        <w:t xml:space="preserve">.</w:t>
+      </w:r>
+    </w:p>
+    <w:p>
+      <w:r>
+        <w:t xml:space="preserve">9.4. Контрольная запись: </w:t>
+      </w:r>
+      <w:r>
+        <w:t xml:space="preserve">971 000 (Девятьсот семьд‍еся т одна тысяча) руб. 5 коп.</w:t>
+      </w:r>
+      <w:r>
+        <w:t xml:space="preserve">.</w:t>
+      </w:r>
+    </w:p>
     <w:p/>
     <w:p>
       <w:r>
@@ -588,7 +663,7 @@
               <w:t xml:space="preserve">Адрес регистрации: </w:t>
             </w:r>
             <w:r>
-              <w:t xml:space="preserve">620014, Московская обл., г. Екатеринбург, проезд Заречная, вл. 62, стр. 4, пом. VII</w:t>
+              <w:t xml:space="preserve">443010, Новосибирская обл., г. Самара, пер. Октябрьская, вл. 64, стр. 4, пом. VII</w:t>
             </w:r>
           </w:p>
           <w:p>
@@ -627,7 +702,7 @@
               <w:t xml:space="preserve">Тел.: </w:t>
             </w:r>
             <w:r>
-              <w:t xml:space="preserve">+7 (383) 406-55-73</w:t>
+              <w:t xml:space="preserve">+7 (846) 442-99-44</w:t>
             </w:r>
           </w:p>
           <w:p>
@@ -635,7 +710,7 @@
               <w:t xml:space="preserve">E-mail: </w:t>
             </w:r>
             <w:r>
-              <w:t xml:space="preserve">fedorov@bk.ru</w:t>
+              <w:t xml:space="preserve">fedorov@sibtrans.ru</w:t>
             </w:r>
           </w:p>
           <w:p/>
@@ -687,7 +762,7 @@
               <w:t xml:space="preserve">Адрес регистрации: </w:t>
             </w:r>
             <w:r>
-              <w:t xml:space="preserve">141300, Свердловская обл., г. Сергиев Посад, наб. Садовая, вл. 35, стр. 4, пом. VII</w:t>
+              <w:t xml:space="preserve">143400, Краснодарский край, г. Красногорск, проезд Тверская, вл. 2, стр. 4, пом. VII</w:t>
             </w:r>
           </w:p>
           <w:p>
@@ -726,7 +801,7 @@
               <w:t xml:space="preserve">Тел.: </w:t>
             </w:r>
             <w:r>
-              <w:t xml:space="preserve">+7 (383) 944-11-95</w:t>
+              <w:t xml:space="preserve">+7 (499) 973-73-45</w:t>
             </w:r>
           </w:p>
           <w:p>
@@ -734,7 +809,7 @@
               <w:t xml:space="preserve">E-mail: </w:t>
             </w:r>
             <w:r>
-              <w:t xml:space="preserve">petrov@sibtrans.ru</w:t>
+              <w:t xml:space="preserve">petrov@corp-tehno.ru</w:t>
             </w:r>
           </w:p>
           <w:p/>
@@ -793,13 +868,13 @@
       <w:t xml:space="preserve">Исполнитель документа: </w:t>
     </w:r>
     <w:r>
-      <w:t xml:space="preserve">Виноградов Д. Д.</w:t>
+      <w:t xml:space="preserve">Лебедева Е. П.</w:t>
     </w:r>
     <w:r>
       <w:t xml:space="preserve">, тел. </w:t>
     </w:r>
     <w:r>
-      <w:t xml:space="preserve">8(843)3317825</w:t>
+      <w:t xml:space="preserve">8(383)5652612</w:t>
     </w:r>
   </w:p>
 </w:ftr>

--- a/tests/corpus_v2/docs/services_0006.docx
+++ b/tests/corpus_v2/docs/services_0006.docx
@@ -594,7 +594,13 @@
         <w:t xml:space="preserve">9.3. Контрольная запись: </w:t>
       </w:r>
       <w:r>
-        <w:t xml:space="preserve">23755/730-сс</w:t>
+        <w:rPr>
+          <w:b/>
+        </w:rPr>
+        <w:t xml:space="preserve">23</w:t>
+      </w:r>
+      <w:r>
+        <w:t xml:space="preserve">755/730-сс</w:t>
       </w:r>
       <w:r>
         <w:t xml:space="preserve">.</w:t>

--- a/tests/corpus_v2/docs/services_0006.docx
+++ b/tests/corpus_v2/docs/services_0006.docx
@@ -81,7 +81,7 @@
         <w:t xml:space="preserve">, с другой стороны, совместно именуемые «Стороны», заключили настоящий Договор № </w:t>
       </w:r>
       <w:r>
-        <w:t xml:space="preserve">38/14</w:t>
+        <w:t xml:space="preserve">39009/156-сс</w:t>
       </w:r>
       <w:r>
         <w:t xml:space="preserve"> (далее — Договор) о нижеследующем:</w:t>
@@ -597,10 +597,10 @@
         <w:rPr>
           <w:b/>
         </w:rPr>
-        <w:t xml:space="preserve">23</w:t>
-      </w:r>
-      <w:r>
-        <w:t xml:space="preserve">755/730-сс</w:t>
+        <w:t xml:space="preserve">2/1</w:t>
+      </w:r>
+      <w:r>
+        <w:t xml:space="preserve">7</w:t>
       </w:r>
       <w:r>
         <w:t xml:space="preserve">.</w:t>
@@ -611,7 +611,7 @@
         <w:t xml:space="preserve">9.4. Контрольная запись: </w:t>
       </w:r>
       <w:r>
-        <w:t xml:space="preserve">971 000 (Девятьсот семьд‍еся т одна тысяча) руб. 5 коп.</w:t>
+        <w:t xml:space="preserve">83 900 000 (Восемьдесят ‍три  миллиона девятьсот тысяч) руб. 0 коп.</w:t>
       </w:r>
       <w:r>
         <w:t xml:space="preserve">.</w:t>

--- a/tests/corpus_v2/docs/services_0006.docx
+++ b/tests/corpus_v2/docs/services_0006.docx
@@ -250,6 +250,12 @@
         <w:t xml:space="preserve">МКАС при ТПП РФ</w:t>
       </w:r>
       <w:r>
+        <w:t xml:space="preserve">. Товар отгружается с сопроводительным документом паспорт качества № </w:t>
+      </w:r>
+      <w:r>
+        <w:t xml:space="preserve">95 03 255559</w:t>
+      </w:r>
+      <w:r>
         <w:t xml:space="preserve">. Цена — </w:t>
       </w:r>
       <w:r>
@@ -273,7 +279,7 @@
         <w:t xml:space="preserve">3.1. Место исполнения обязательств: </w:t>
       </w:r>
       <w:r>
-        <w:t xml:space="preserve">420111, Свердловская обл., г. Казань, ш. Заречная, вл. 69, стр. 1, пом. VII</w:t>
+        <w:t xml:space="preserve">141300, Свердловская обл., г. Сергиев Посад, наб. Профсоюзная, вл. 69, стр. 1, пом. VII</w:t>
       </w:r>
       <w:r>
         <w:t xml:space="preserve">.</w:t>

--- a/tests/corpus_v2/docs/services_0006.docx
+++ b/tests/corpus_v2/docs/services_0006.docx
@@ -256,6 +256,42 @@
         <w:t xml:space="preserve">95 03 255559</w:t>
       </w:r>
       <w:r>
+        <w:t xml:space="preserve">. К партии приложен паспорт изделия № </w:t>
+      </w:r>
+      <w:r>
+        <w:t xml:space="preserve">46 19 774014</w:t>
+      </w:r>
+      <w:r>
+        <w:t xml:space="preserve">. Оборудование поставляется с паспортом транспортного средства № </w:t>
+      </w:r>
+      <w:r>
+        <w:t xml:space="preserve">69 13 680559</w:t>
+      </w:r>
+      <w:r>
+        <w:t xml:space="preserve">. Приёмка производится согласно техническому паспорту </w:t>
+      </w:r>
+      <w:r>
+        <w:t xml:space="preserve">05 23 822892</w:t>
+      </w:r>
+      <w:r>
+        <w:t xml:space="preserve">. СНИЛС не указан, номер заказа </w:t>
+      </w:r>
+      <w:r>
+        <w:t xml:space="preserve">172-964-092 67</w:t>
+      </w:r>
+      <w:r>
+        <w:t xml:space="preserve">. Дата рождения не проставлена, документ выдан </w:t>
+      </w:r>
+      <w:r>
+        <w:t xml:space="preserve">01.04.2015</w:t>
+      </w:r>
+      <w:r>
+        <w:t xml:space="preserve">. Код подразделения, см. артикул </w:t>
+      </w:r>
+      <w:r>
+        <w:t xml:space="preserve">149-640</w:t>
+      </w:r>
+      <w:r>
         <w:t xml:space="preserve">. Цена — </w:t>
       </w:r>
       <w:r>
@@ -279,7 +315,7 @@
         <w:t xml:space="preserve">3.1. Место исполнения обязательств: </w:t>
       </w:r>
       <w:r>
-        <w:t xml:space="preserve">141300, Свердловская обл., г. Сергиев Посад, наб. Профсоюзная, вл. 69, стр. 1, пом. VII</w:t>
+        <w:t xml:space="preserve">101000, Краснодарский край, г. Москва, пер. Пушкина, вл. 47, стр. 2, пом. VII</w:t>
       </w:r>
       <w:r>
         <w:t xml:space="preserve">.</w:t>
@@ -296,7 +332,7 @@
         <w:t xml:space="preserve"> по телефону </w:t>
       </w:r>
       <w:r>
-        <w:t xml:space="preserve">+7 (846) 903-31-21</w:t>
+        <w:t xml:space="preserve">+7 (383) 965-16-43</w:t>
       </w:r>
       <w:r>
         <w:t xml:space="preserve">.</w:t>
@@ -307,7 +343,7 @@
         <w:t xml:space="preserve">3.3. Срок исполнения обязательств — </w:t>
       </w:r>
       <w:r>
-        <w:t xml:space="preserve">в течение шестидесяти рабочих дней с момента поступления денежных средств на расчетный счет</w:t>
+        <w:t xml:space="preserve">в течение трех рабочих дней с момента поступления денежных средств на расчетный счет</w:t>
       </w:r>
       <w:r>
         <w:t xml:space="preserve">.</w:t>
@@ -350,7 +386,7 @@
         <w:t xml:space="preserve">, но не более </w:t>
       </w:r>
       <w:r>
-        <w:t xml:space="preserve">5 (пять) процентов от цены Договора</w:t>
+        <w:t xml:space="preserve">7 (семь) процентов от цены Договора</w:t>
       </w:r>
       <w:r>
         <w:t xml:space="preserve">.</w:t>
@@ -386,7 +422,7 @@
         <w:t xml:space="preserve">Все споры и разногласия решаются путём переговоров. Претензионный порядок обязателен, срок ответа на претензию — </w:t>
       </w:r>
       <w:r>
-        <w:t xml:space="preserve">в течение шести месяцев с даты подписания Сторонами акта сдачи-приемки оказанных услуг</w:t>
+        <w:t xml:space="preserve">в течение трех месяцев с даты подписания Сторонами акта сдачи-приемки оказанных услуг</w:t>
       </w:r>
       <w:r>
         <w:t xml:space="preserve">.</w:t>
@@ -521,7 +557,7 @@
         <w:t xml:space="preserve">Расторжение Договора в одностороннем порядке допускается при существенном нарушении его условий другой Стороной. Срок направления уведомления — </w:t>
       </w:r>
       <w:r>
-        <w:t xml:space="preserve">в течение 20 банковских дней с момента выставления счета</w:t>
+        <w:t xml:space="preserve">в течение 10 банковских дней с момента выставления счета</w:t>
       </w:r>
       <w:r>
         <w:t xml:space="preserve">.</w:t>
@@ -538,13 +574,13 @@
         <w:t xml:space="preserve">, тел. </w:t>
       </w:r>
       <w:r>
-        <w:t xml:space="preserve">+7 (495) 322-46-56</w:t>
+        <w:t xml:space="preserve">+7 (383) 529-62-57</w:t>
       </w:r>
       <w:r>
         <w:t xml:space="preserve">, адрес для корреспонденции: </w:t>
       </w:r>
       <w:r>
-        <w:t xml:space="preserve">443010, Республика Татарстан, г. Самара, пер. Советская, вл. 6, стр. 2, пом. VII</w:t>
+        <w:t xml:space="preserve">101000, Ленинградская обл., г. Москва, ш. Строителей, вл. 39, стр. 4, пом. VII</w:t>
       </w:r>
       <w:r>
         <w:t xml:space="preserve">.</w:t>
@@ -569,10 +605,10 @@
         <w:rPr>
           <w:b/>
         </w:rPr>
-        <w:t xml:space="preserve">2</w:t>
-      </w:r>
-      <w:r>
-        <w:t xml:space="preserve">0% от цены Договора</w:t>
+        <w:t xml:space="preserve">1</w:t>
+      </w:r>
+      <w:r>
+        <w:t xml:space="preserve">8% от цены Договора</w:t>
       </w:r>
       <w:r>
         <w:t xml:space="preserve">.</w:t>
@@ -586,10 +622,10 @@
         <w:rPr>
           <w:b/>
         </w:rPr>
-        <w:t xml:space="preserve">не позднее 27.04.20</w:t>
-      </w:r>
-      <w:r>
-        <w:t xml:space="preserve">25</w:t>
+        <w:t xml:space="preserve">не позднее 13.12.20</w:t>
+      </w:r>
+      <w:r>
+        <w:t xml:space="preserve">26</w:t>
       </w:r>
       <w:r>
         <w:t xml:space="preserve">.</w:t>
@@ -603,10 +639,10 @@
         <w:rPr>
           <w:b/>
         </w:rPr>
-        <w:t xml:space="preserve">2/1</w:t>
-      </w:r>
-      <w:r>
-        <w:t xml:space="preserve">7</w:t>
+        <w:t xml:space="preserve">5/2</w:t>
+      </w:r>
+      <w:r>
+        <w:t xml:space="preserve">4</w:t>
       </w:r>
       <w:r>
         <w:t xml:space="preserve">.</w:t>
@@ -617,7 +653,7 @@
         <w:t xml:space="preserve">9.4. Контрольная запись: </w:t>
       </w:r>
       <w:r>
-        <w:t xml:space="preserve">83 900 000 (Восемьдесят ‍три  миллиона девятьсот тысяч) руб. 0 коп.</w:t>
+        <w:t xml:space="preserve">50 900 000 (Пятьдесят миллионов девятьсот т‍ысяч) ру б. 0 коп.</w:t>
       </w:r>
       <w:r>
         <w:t xml:space="preserve">.</w:t>
@@ -675,7 +711,7 @@
               <w:t xml:space="preserve">Адрес регистрации: </w:t>
             </w:r>
             <w:r>
-              <w:t xml:space="preserve">443010, Новосибирская обл., г. Самара, пер. Октябрьская, вл. 64, стр. 4, пом. VII</w:t>
+              <w:t xml:space="preserve">141400, Новосибирская обл., г. Химки, бул. Октябрьская, вл. 29, стр. 1, пом. VII</w:t>
             </w:r>
           </w:p>
           <w:p>
@@ -714,7 +750,7 @@
               <w:t xml:space="preserve">Тел.: </w:t>
             </w:r>
             <w:r>
-              <w:t xml:space="preserve">+7 (846) 442-99-44</w:t>
+              <w:t xml:space="preserve">+7 (383) 565-26-12</w:t>
             </w:r>
           </w:p>
           <w:p>
@@ -722,7 +758,7 @@
               <w:t xml:space="preserve">E-mail: </w:t>
             </w:r>
             <w:r>
-              <w:t xml:space="preserve">fedorov@sibtrans.ru</w:t>
+              <w:t xml:space="preserve">fedorov@bk.ru</w:t>
             </w:r>
           </w:p>
           <w:p/>
@@ -774,7 +810,7 @@
               <w:t xml:space="preserve">Адрес регистрации: </w:t>
             </w:r>
             <w:r>
-              <w:t xml:space="preserve">143400, Краснодарский край, г. Красногорск, проезд Тверская, вл. 2, стр. 4, пом. VII</w:t>
+              <w:t xml:space="preserve">620014, Московская обл., г. Екатеринбург, просп. Советская, вл. 52, стр. 1, пом. VII</w:t>
             </w:r>
           </w:p>
           <w:p>
@@ -813,7 +849,7 @@
               <w:t xml:space="preserve">Тел.: </w:t>
             </w:r>
             <w:r>
-              <w:t xml:space="preserve">+7 (499) 973-73-45</w:t>
+              <w:t xml:space="preserve">+7 (495) 738-16-65</w:t>
             </w:r>
           </w:p>
           <w:p>
@@ -821,7 +857,7 @@
               <w:t xml:space="preserve">E-mail: </w:t>
             </w:r>
             <w:r>
-              <w:t xml:space="preserve">petrov@corp-tehno.ru</w:t>
+              <w:t xml:space="preserve">petrov@gmail.com</w:t>
             </w:r>
           </w:p>
           <w:p/>
@@ -880,13 +916,13 @@
       <w:t xml:space="preserve">Исполнитель документа: </w:t>
     </w:r>
     <w:r>
-      <w:t xml:space="preserve">Лебедева Е. П.</w:t>
+      <w:t xml:space="preserve">Крылова Д. И.</w:t>
     </w:r>
     <w:r>
       <w:t xml:space="preserve">, тел. </w:t>
     </w:r>
     <w:r>
-      <w:t xml:space="preserve">8(383)5652612</w:t>
+      <w:t xml:space="preserve">8(499)4688853</w:t>
     </w:r>
   </w:p>
 </w:ftr>

--- a/tests/corpus_v2/docs/services_0006.docx
+++ b/tests/corpus_v2/docs/services_0006.docx
@@ -468,7 +468,7 @@
         <w:t xml:space="preserve">3.1. Место исполнения обязательств: </w:t>
       </w:r>
       <w:r>
-        <w:t xml:space="preserve">190000, Свердловская обл., г. Санкт-Петербург, проезд Кирова, вл. 68, стр. 4, пом. VII</w:t>
+        <w:t xml:space="preserve">Санкт-Петербург, Кирова 68</w:t>
       </w:r>
       <w:r>
         <w:t xml:space="preserve">.</w:t>
@@ -485,7 +485,7 @@
         <w:t xml:space="preserve"> по телефону </w:t>
       </w:r>
       <w:r>
-        <w:t xml:space="preserve">+7 (812) 960-71-14</w:t>
+        <w:t xml:space="preserve">+7 (843) 518-57-71</w:t>
       </w:r>
       <w:r>
         <w:t xml:space="preserve">.</w:t>
@@ -496,7 +496,7 @@
         <w:t xml:space="preserve">3.3. Срок исполнения обязательств — </w:t>
       </w:r>
       <w:r>
-        <w:t xml:space="preserve">в течение тридцати рабочих дней с момента поступления денежных средств на расчетный счет</w:t>
+        <w:t xml:space="preserve">в течение трех рабочих дней с момента поступления денежных средств на расчетный счет</w:t>
       </w:r>
       <w:r>
         <w:t xml:space="preserve">.</w:t>
@@ -539,7 +539,7 @@
         <w:t xml:space="preserve">, но не более </w:t>
       </w:r>
       <w:r>
-        <w:t xml:space="preserve">20 (двадцать) процентов от цены Договора</w:t>
+        <w:t xml:space="preserve">15 (пятнадцать) процентов от цены Договора</w:t>
       </w:r>
       <w:r>
         <w:t xml:space="preserve">.</w:t>
@@ -733,7 +733,7 @@
         <w:t xml:space="preserve">, адрес для корреспонденции: </w:t>
       </w:r>
       <w:r>
-        <w:t xml:space="preserve">344002, Краснодарский край, г. Ростов-на-Дону, проезд Лесная, вл. 70, стр. 1, пом. VII</w:t>
+        <w:t xml:space="preserve">Ростов-на-Дону Лесная 70/1 кв 86</w:t>
       </w:r>
       <w:r>
         <w:t xml:space="preserve">.</w:t>
@@ -758,10 +758,10 @@
         <w:rPr>
           <w:b/>
         </w:rPr>
-        <w:t xml:space="preserve">2</w:t>
-      </w:r>
-      <w:r>
-        <w:t xml:space="preserve">1% от цены Договора</w:t>
+        <w:t xml:space="preserve">1</w:t>
+      </w:r>
+      <w:r>
+        <w:t xml:space="preserve">5% от цены Договора</w:t>
       </w:r>
       <w:r>
         <w:t xml:space="preserve">.</w:t>
@@ -775,10 +775,10 @@
         <w:rPr>
           <w:b/>
         </w:rPr>
-        <w:t xml:space="preserve">не позднее 22.08.20</w:t>
-      </w:r>
-      <w:r>
-        <w:t xml:space="preserve">25</w:t>
+        <w:t xml:space="preserve">не позднее 27.03.20</w:t>
+      </w:r>
+      <w:r>
+        <w:t xml:space="preserve">26</w:t>
       </w:r>
       <w:r>
         <w:t xml:space="preserve">.</w:t>
@@ -792,10 +792,10 @@
         <w:rPr>
           <w:b/>
         </w:rPr>
-        <w:t xml:space="preserve">8/1</w:t>
-      </w:r>
-      <w:r>
-        <w:t xml:space="preserve">8</w:t>
+        <w:t xml:space="preserve">5/1</w:t>
+      </w:r>
+      <w:r>
+        <w:t xml:space="preserve">9</w:t>
       </w:r>
       <w:r>
         <w:t xml:space="preserve">.</w:t>
@@ -806,7 +806,7 @@
         <w:t xml:space="preserve">9.4. Контрольная запись: </w:t>
       </w:r>
       <w:r>
-        <w:t xml:space="preserve">3 230 00­0 (Три миллиона двести трид‍цать тысяч) руб. 0 коп.</w:t>
+        <w:t xml:space="preserve">491 000 ‍(Четыреста девяносто одна тысяча ) руб. 5 коп.</w:t>
       </w:r>
       <w:r>
         <w:t xml:space="preserve">.</w:t>
@@ -864,7 +864,7 @@
               <w:t xml:space="preserve">Адрес регистрации: </w:t>
             </w:r>
             <w:r>
-              <w:t xml:space="preserve">101000, Свердловская обл., г. Москва, наб. Полевая, вл. 35, стр. 1, пом. VII</w:t>
+              <w:t xml:space="preserve">Нижний Новгород, Победы 83</w:t>
             </w:r>
           </w:p>
           <w:p>
@@ -903,7 +903,7 @@
               <w:t xml:space="preserve">Тел.: </w:t>
             </w:r>
             <w:r>
-              <w:t xml:space="preserve">+7 (499) 514-16-25</w:t>
+              <w:t xml:space="preserve">+7 (495) 329-61-16</w:t>
             </w:r>
           </w:p>
           <w:p>
@@ -963,7 +963,7 @@
               <w:t xml:space="preserve">Адрес регистрации: </w:t>
             </w:r>
             <w:r>
-              <w:t xml:space="preserve">620014, Краснодарский край, г. Екатеринбург, наб. Кирова, вл. 43, стр. 5, пом. VII</w:t>
+              <w:t xml:space="preserve">Самара, Советская 31</w:t>
             </w:r>
           </w:p>
           <w:p>
@@ -1002,7 +1002,7 @@
               <w:t xml:space="preserve">Тел.: </w:t>
             </w:r>
             <w:r>
-              <w:t xml:space="preserve">+7 (843) 786-15-34</w:t>
+              <w:t xml:space="preserve">+7 (846) 442-83-69</w:t>
             </w:r>
           </w:p>
           <w:p>
@@ -1010,7 +1010,7 @@
               <w:t xml:space="preserve">E-mail: </w:t>
             </w:r>
             <w:r>
-              <w:t xml:space="preserve">petrov@list.ru</w:t>
+              <w:t xml:space="preserve">petrov@romashka.ru</w:t>
             </w:r>
           </w:p>
           <w:p/>
@@ -1069,13 +1069,13 @@
       <w:t xml:space="preserve">Исполнитель документа: </w:t>
     </w:r>
     <w:r>
-      <w:t xml:space="preserve">Петрова Е. С.</w:t>
+      <w:t xml:space="preserve">Зайцев О. Н.</w:t>
     </w:r>
     <w:r>
       <w:t xml:space="preserve">, тел. </w:t>
     </w:r>
     <w:r>
-      <w:t xml:space="preserve">8(499)8801440</w:t>
+      <w:t xml:space="preserve">8(383)1422631</w:t>
     </w:r>
   </w:p>
 </w:ftr>

--- a/tests/corpus_v2/docs/services_0006.docx
+++ b/tests/corpus_v2/docs/services_0006.docx
@@ -454,374 +454,34 @@
         </w:tc>
       </w:tr>
     </w:tbl>
-    <w:p/>
-    <w:p>
-      <w:r>
-        <w:rPr>
-          <w:b/>
-        </w:rPr>
-        <w:t xml:space="preserve">3. МЕСТО И СРОКИ ИСПОЛНЕНИЯ</w:t>
-      </w:r>
-    </w:p>
-    <w:p>
-      <w:r>
-        <w:t xml:space="preserve">3.1. Место исполнения обязательств: </w:t>
-      </w:r>
-      <w:r>
-        <w:t xml:space="preserve">Санкт-Петербург, Кирова 68</w:t>
-      </w:r>
-      <w:r>
-        <w:t xml:space="preserve">.</w:t>
-      </w:r>
-    </w:p>
-    <w:p>
-      <w:r>
-        <w:t xml:space="preserve">3.2. Уведомления направляются </w:t>
-      </w:r>
-      <w:r>
-        <w:t xml:space="preserve">Петрову Владимиру Дмитриевичу</w:t>
-      </w:r>
-      <w:r>
-        <w:t xml:space="preserve"> по телефону </w:t>
-      </w:r>
-      <w:r>
-        <w:t xml:space="preserve">+7 (843) 518-57-71</w:t>
-      </w:r>
-      <w:r>
-        <w:t xml:space="preserve">.</w:t>
-      </w:r>
-    </w:p>
-    <w:p>
-      <w:r>
-        <w:t xml:space="preserve">3.3. Срок исполнения обязательств — </w:t>
-      </w:r>
-      <w:r>
-        <w:t xml:space="preserve">в течение трех рабочих дней с момента поступления денежных средств на расчетный счет</w:t>
-      </w:r>
-      <w:r>
-        <w:t xml:space="preserve">.</w:t>
-      </w:r>
-    </w:p>
-    <w:p/>
-    <w:p>
-      <w:r>
-        <w:rPr>
-          <w:b/>
-        </w:rPr>
-        <w:t xml:space="preserve">4. ПРОЧИЕ УСЛОВИЯ</w:t>
-      </w:r>
-    </w:p>
-    <w:p>
-      <w:r>
-        <w:t xml:space="preserve">4.1. </w:t>
-      </w:r>
-      <w:r>
-        <w:t xml:space="preserve">Стороны несут ответственность за неисполнение или ненадлежащее исполнение обязательств в соответствии с законодательством Российской Федерации.</w:t>
-      </w:r>
-    </w:p>
-    <w:p>
-      <w:r>
-        <w:t xml:space="preserve">4.2. </w:t>
-      </w:r>
-      <w:r>
-        <w:t xml:space="preserve">Размер неустойки за нарушение сроков оплаты: </w:t>
-      </w:r>
-      <w:r>
-        <w:t xml:space="preserve">0,01 процента от общей суммы счета</w:t>
-      </w:r>
-      <w:r>
-        <w:t xml:space="preserve">. Предельный размер ответственности: </w:t>
-      </w:r>
-      <w:r>
-        <w:t xml:space="preserve">0,05 (пять сотых процента) % за каждый день просрочки</w:t>
-      </w:r>
-      <w:r>
-        <w:t xml:space="preserve">, но не более </w:t>
-      </w:r>
-      <w:r>
-        <w:t xml:space="preserve">15 (пятнадцать) процентов от цены Договора</w:t>
-      </w:r>
-      <w:r>
-        <w:t xml:space="preserve">.</w:t>
-      </w:r>
-    </w:p>
-    <w:p>
-      <w:r>
-        <w:t xml:space="preserve">4.3. </w:t>
-      </w:r>
-      <w:r>
-        <w:t xml:space="preserve">Стороны освобождаются от ответственности при наступлении обстоятельств непреодолимой силы, если они прямо повлияли на исполнение обязательств.</w:t>
-      </w:r>
-    </w:p>
-    <w:p>
-      <w:r>
-        <w:t xml:space="preserve">4.4. </w:t>
-      </w:r>
-      <w:r>
-        <w:t xml:space="preserve">Сторона, для которой создалась невозможность исполнения, обязана уведомить другую Сторону. Срок уведомления — </w:t>
-      </w:r>
-      <w:r>
-        <w:t xml:space="preserve">в течение 14 (Четырнадцати) банковских дней</w:t>
-      </w:r>
-      <w:r>
-        <w:t xml:space="preserve">.</w:t>
-      </w:r>
-    </w:p>
-    <w:p>
-      <w:r>
-        <w:t xml:space="preserve">4.5. </w:t>
-      </w:r>
-      <w:r>
-        <w:t xml:space="preserve">Все споры и разногласия решаются путём переговоров. Претензионный порядок обязателен, срок ответа на претензию — </w:t>
-      </w:r>
-      <w:r>
-        <w:t xml:space="preserve">в течение двадцати четырех месяцев с даты подписания Сторонами акта сдачи-приемки оказанных услуг</w:t>
-      </w:r>
-      <w:r>
-        <w:t xml:space="preserve">.</w:t>
-      </w:r>
-    </w:p>
-    <w:p>
-      <w:r>
-        <w:t xml:space="preserve">4.6. </w:t>
-      </w:r>
-      <w:r>
-        <w:t xml:space="preserve">Договор вступает в силу с момента подписания и действует до полного исполнения Сторонами принятых обязательств.</w:t>
-      </w:r>
-    </w:p>
-    <w:p>
-      <w:r>
-        <w:t xml:space="preserve">4.7. </w:t>
-      </w:r>
-      <w:r>
-        <w:t xml:space="preserve">Изменения и дополнения к Договору действительны при условии их совершения в письменной форме и подписания уполномоченными представителями Сторон.</w:t>
-      </w:r>
-    </w:p>
-    <w:p>
-      <w:r>
-        <w:t xml:space="preserve">4.8. </w:t>
-      </w:r>
-      <w:r>
-        <w:t xml:space="preserve">Договор составлен в двух экземплярах, имеющих равную юридическую силу, по одному для каждой из Сторон.</w:t>
-      </w:r>
-    </w:p>
-    <w:p>
-      <w:r>
-        <w:t xml:space="preserve">4.9. </w:t>
-      </w:r>
-      <w:r>
-        <w:t xml:space="preserve">Стороны признают юридическую силу документов, переданных по электронной почте, с последующим обменом оригиналами.</w:t>
-      </w:r>
-    </w:p>
-    <w:p>
-      <w:r>
-        <w:t xml:space="preserve">4.10. </w:t>
-      </w:r>
-      <w:r>
-        <w:t xml:space="preserve">Уступка прав по Договору третьим лицам без письменного согласия другой Стороны не допускается.</w:t>
-      </w:r>
-    </w:p>
-    <w:p>
-      <w:r>
-        <w:t xml:space="preserve">4.11. </w:t>
-      </w:r>
-      <w:r>
-        <w:t xml:space="preserve">Стороны обязуются сохранять конфиденциальность в отношении сведений, ставших известными в ходе исполнения Договора.</w:t>
-      </w:r>
-    </w:p>
-    <w:p>
-      <w:r>
-        <w:t xml:space="preserve">4.12. </w:t>
-      </w:r>
-      <w:r>
-        <w:t xml:space="preserve">Ни одна из Сторон не вправе использовать товарные знаки другой Стороны без предварительного письменного согласия.</w:t>
-      </w:r>
-    </w:p>
-    <w:p/>
-    <w:p>
-      <w:r>
-        <w:rPr>
-          <w:b/>
-        </w:rPr>
-        <w:t xml:space="preserve">5. ЗАВЕРЕНИЯ ОБ ОБСТОЯТЕЛЬСТВАХ</w:t>
-      </w:r>
-    </w:p>
-    <w:p>
-      <w:r>
-        <w:t xml:space="preserve">5.1. </w:t>
-      </w:r>
-      <w:r>
-        <w:t xml:space="preserve">Договор вступает в силу с момента подписания и действует до полного исполнения Сторонами принятых обязательств.</w:t>
-      </w:r>
-    </w:p>
-    <w:p>
-      <w:r>
-        <w:t xml:space="preserve">5.2. </w:t>
-      </w:r>
-      <w:r>
-        <w:t xml:space="preserve">Изменения и дополнения к Договору действительны при условии их совершения в письменной форме и подписания уполномоченными представителями Сторон.</w:t>
-      </w:r>
-    </w:p>
-    <w:p>
-      <w:r>
-        <w:t xml:space="preserve">5.3. </w:t>
-      </w:r>
-      <w:r>
-        <w:t xml:space="preserve">Договор составлен в двух экземплярах, имеющих равную юридическую силу, по одному для каждой из Сторон.</w:t>
-      </w:r>
-    </w:p>
-    <w:p>
-      <w:r>
-        <w:t xml:space="preserve">5.4. </w:t>
-      </w:r>
-      <w:r>
-        <w:t xml:space="preserve">Стороны признают юридическую силу документов, переданных по электронной почте, с последующим обменом оригиналами.</w:t>
-      </w:r>
-    </w:p>
-    <w:p>
-      <w:r>
-        <w:t xml:space="preserve">5.5. </w:t>
-      </w:r>
-      <w:r>
-        <w:t xml:space="preserve">Уступка прав по Договору третьим лицам без письменного согласия другой Стороны не допускается.</w:t>
-      </w:r>
-    </w:p>
-    <w:p>
-      <w:r>
-        <w:t xml:space="preserve">5.6. </w:t>
-      </w:r>
-      <w:r>
-        <w:t xml:space="preserve">Стороны обязуются сохранять конфиденциальность в отношении сведений, ставших известными в ходе исполнения Договора.</w:t>
-      </w:r>
-    </w:p>
-    <w:p>
-      <w:r>
-        <w:t xml:space="preserve">5.7. </w:t>
-      </w:r>
-      <w:r>
-        <w:t xml:space="preserve">Ни одна из Сторон не вправе использовать товарные знаки другой Стороны без предварительного письменного согласия.</w:t>
-      </w:r>
-    </w:p>
-    <w:p>
-      <w:r>
-        <w:t xml:space="preserve">5.8. </w:t>
-      </w:r>
-      <w:r>
-        <w:t xml:space="preserve">Расторжение Договора в одностороннем порядке допускается при существенном нарушении его условий другой Стороной. Срок направления уведомления — </w:t>
-      </w:r>
-      <w:r>
-        <w:t xml:space="preserve">в течение 60 банковских дней с момента выставления счета</w:t>
-      </w:r>
-      <w:r>
-        <w:t xml:space="preserve">.</w:t>
-      </w:r>
-    </w:p>
-    <w:p>
-      <w:r>
-        <w:t xml:space="preserve">5.9. Сторона-1 подтверждает, что уполномоченным лицом по вопросам исполнения является </w:t>
-      </w:r>
-      <w:r>
-        <w:t xml:space="preserve">Фёдоров Алексей Дмитриевич</w:t>
-      </w:r>
-      <w:r>
-        <w:t xml:space="preserve">, тел. </w:t>
-      </w:r>
-      <w:r>
-        <w:t xml:space="preserve">+7 (843) 845-52-99</w:t>
-      </w:r>
-      <w:r>
-        <w:t xml:space="preserve">, адрес для корреспонденции: </w:t>
-      </w:r>
-      <w:r>
-        <w:t xml:space="preserve">Ростов-на-Дону Лесная 70/1 кв 86</w:t>
-      </w:r>
-      <w:r>
-        <w:t xml:space="preserve">.</w:t>
-      </w:r>
-    </w:p>
-    <w:p/>
-    <w:p/>
-    <w:p/>
-    <w:p>
-      <w:r>
-        <w:rPr>
-          <w:b/>
-        </w:rPr>
-        <w:t xml:space="preserve">9. КОНТРОЛЬНЫЕ ВЕЛИЧИНЫ</w:t>
-      </w:r>
-    </w:p>
-    <w:p>
-      <w:r>
-        <w:t xml:space="preserve">9.1. Контрольная запись: </w:t>
-      </w:r>
-      <w:r>
-        <w:rPr>
-          <w:b/>
-        </w:rPr>
-        <w:t xml:space="preserve">1</w:t>
-      </w:r>
-      <w:r>
-        <w:t xml:space="preserve">5% от цены Договора</w:t>
-      </w:r>
-      <w:r>
-        <w:t xml:space="preserve">.</w:t>
-      </w:r>
-    </w:p>
-    <w:p>
-      <w:r>
-        <w:t xml:space="preserve">9.2. Контрольная запись: </w:t>
-      </w:r>
-      <w:r>
-        <w:rPr>
-          <w:b/>
-        </w:rPr>
-        <w:t xml:space="preserve">не позднее 27.03.20</w:t>
-      </w:r>
-      <w:r>
-        <w:t xml:space="preserve">26</w:t>
-      </w:r>
-      <w:r>
-        <w:t xml:space="preserve">.</w:t>
-      </w:r>
-    </w:p>
-    <w:p>
-      <w:r>
-        <w:t xml:space="preserve">9.3. Контрольная запись: </w:t>
-      </w:r>
-      <w:r>
-        <w:rPr>
-          <w:b/>
-        </w:rPr>
-        <w:t xml:space="preserve">5/1</w:t>
-      </w:r>
-      <w:r>
-        <w:t xml:space="preserve">9</w:t>
-      </w:r>
-      <w:r>
-        <w:t xml:space="preserve">.</w:t>
-      </w:r>
-    </w:p>
-    <w:p>
-      <w:r>
-        <w:t xml:space="preserve">9.4. Контрольная запись: </w:t>
-      </w:r>
-      <w:r>
-        <w:t xml:space="preserve">491 000 ‍(Четыреста девяносто одна тысяча ) руб. 5 коп.</w:t>
-      </w:r>
-      <w:r>
-        <w:t xml:space="preserve">.</w:t>
-      </w:r>
-    </w:p>
-    <w:p/>
-    <w:p>
-      <w:r>
-        <w:rPr>
-          <w:b/>
-        </w:rPr>
-        <w:t xml:space="preserve">РЕКВИЗИТЫ И ПОДПИСИ СТОРОН</w:t>
-      </w:r>
-    </w:p>
-    <w:p/>
+    <w:p>
+      <w:r>
+        <w:t xml:space="preserve">2.8. </w:t>
+      </w:r>
+      <w:r>
+        <w:t xml:space="preserve">Платёж по налогу перечисляется на код бюджетной классификации </w:t>
+      </w:r>
+      <w:r>
+        <w:t xml:space="preserve">182 101 010 110 110 001 10</w:t>
+      </w:r>
+      <w:r>
+        <w:t xml:space="preserve">, получатель — территориальный орган Федерального казначейства.</w:t>
+      </w:r>
+    </w:p>
+    <w:p>
+      <w:r>
+        <w:t xml:space="preserve">2.9. </w:t>
+      </w:r>
+      <w:r>
+        <w:t xml:space="preserve">Полномочия подтверждаются свидетельством о рождении, выдано </w:t>
+      </w:r>
+      <w:r>
+        <w:t xml:space="preserve">04.02.2021</w:t>
+      </w:r>
+      <w:r>
+        <w:t xml:space="preserve"> отделом ЗАГС.</w:t>
+      </w:r>
+    </w:p>
     <w:tbl>
       <w:tblPr>
         <w:tblW w:w="9360" w:type="dxa"/>
@@ -845,96 +505,7 @@
           </w:tcPr>
           <w:p>
             <w:r>
-              <w:rPr>
-                <w:b/>
-              </w:rPr>
-              <w:t xml:space="preserve">Исполнитель:</w:t>
-            </w:r>
-          </w:p>
-          <w:p>
-            <w:r>
-              <w:t xml:space="preserve">Индивидуальный предприниматель </w:t>
-            </w:r>
-            <w:r>
-              <w:t xml:space="preserve">Фёдоров Алексей Дмитриевич</w:t>
-            </w:r>
-          </w:p>
-          <w:p>
-            <w:r>
-              <w:t xml:space="preserve">Адрес регистрации: </w:t>
-            </w:r>
-            <w:r>
-              <w:t xml:space="preserve">Нижний Новгород, Победы 83</w:t>
-            </w:r>
-          </w:p>
-          <w:p>
-            <w:r>
-              <w:t xml:space="preserve">ИНН </w:t>
-            </w:r>
-            <w:r>
-              <w:t xml:space="preserve">696651174202</w:t>
-            </w:r>
-            <w:r>
-              <w:t xml:space="preserve"> ОГРНИП </w:t>
-            </w:r>
-            <w:r>
-              <w:t xml:space="preserve">369050397571354</w:t>
-            </w:r>
-          </w:p>
-          <w:p>
-            <w:r>
-              <w:t xml:space="preserve">р/с </w:t>
-            </w:r>
-            <w:r>
-              <w:t xml:space="preserve">40802810656776002789</w:t>
-            </w:r>
-            <w:r>
-              <w:t xml:space="preserve"> в АО «Тинькофф Банк»</w:t>
-            </w:r>
-            <w:r>
-              <w:t xml:space="preserve">, БИК </w:t>
-            </w:r>
-            <w:r>
-              <w:t xml:space="preserve">044525974</w:t>
-            </w:r>
-          </w:p>
-          <w:p>
-            <w:r>
-              <w:t xml:space="preserve">Тел.: </w:t>
-            </w:r>
-            <w:r>
-              <w:t xml:space="preserve">+7 (495) 329-61-16</w:t>
-            </w:r>
-          </w:p>
-          <w:p>
-            <w:r>
-              <w:t xml:space="preserve">E-mail: </w:t>
-            </w:r>
-            <w:r>
-              <w:t xml:space="preserve">fedorov@mail.ru</w:t>
-            </w:r>
-          </w:p>
-          <w:p/>
-          <w:p>
-            <w:r>
-              <w:t xml:space="preserve">ИП ______________ </w:t>
-            </w:r>
-            <w:r>
-              <w:t xml:space="preserve">Фёдоров А. Д.</w:t>
-            </w:r>
-          </w:p>
-          <w:p>
-            <w:r>
-              <w:t xml:space="preserve">Согласовано: </w:t>
-            </w:r>
-            <w:r>
-              <w:rPr>
-                <w:b/>
-              </w:rPr>
-              <w:t xml:space="preserve">Фёдоров Алекс</w:t>
-            </w:r>
-            <w:r>
-              <w:t xml:space="preserve">ей Дмитриевич</w:t>
+              <w:t xml:space="preserve">5</w:t>
             </w:r>
           </w:p>
         </w:tc>
@@ -944,6 +515,522 @@
           </w:tcPr>
           <w:p>
             <w:r>
+              <w:t xml:space="preserve">РУБ.</w:t>
+            </w:r>
+          </w:p>
+        </w:tc>
+      </w:tr>
+    </w:tbl>
+    <w:p>
+      <w:r>
+        <w:t xml:space="preserve">2.10. </w:t>
+      </w:r>
+      <w:r>
+        <w:t xml:space="preserve">Поставке подлежит насос модели </w:t>
+      </w:r>
+      <w:r>
+        <w:t xml:space="preserve">ЭЦВ-6-10-80h</w:t>
+      </w:r>
+      <w:r>
+        <w:t xml:space="preserve"> и кабель марки </w:t>
+      </w:r>
+      <w:r>
+        <w:t xml:space="preserve">ВВГнг(А)-LSt</w:t>
+      </w:r>
+      <w:r>
+        <w:t xml:space="preserve">.</w:t>
+      </w:r>
+    </w:p>
+    <w:p/>
+    <w:p>
+      <w:r>
+        <w:rPr>
+          <w:b/>
+        </w:rPr>
+        <w:t xml:space="preserve">3. МЕСТО И СРОКИ ИСПОЛНЕНИЯ</w:t>
+      </w:r>
+    </w:p>
+    <w:p>
+      <w:r>
+        <w:t xml:space="preserve">3.1. Место исполнения обязательств: </w:t>
+      </w:r>
+      <w:r>
+        <w:t xml:space="preserve">Екатеринбург Заречная 62/1 кв 53</w:t>
+      </w:r>
+      <w:r>
+        <w:t xml:space="preserve">.</w:t>
+      </w:r>
+    </w:p>
+    <w:p>
+      <w:r>
+        <w:t xml:space="preserve">3.2. Уведомления направляются </w:t>
+      </w:r>
+      <w:r>
+        <w:t xml:space="preserve">Петрову Владимиру Дмитриевичу</w:t>
+      </w:r>
+      <w:r>
+        <w:t xml:space="preserve"> по телефону </w:t>
+      </w:r>
+      <w:r>
+        <w:t xml:space="preserve">+7 (383) 406-55-73</w:t>
+      </w:r>
+      <w:r>
+        <w:t xml:space="preserve">.</w:t>
+      </w:r>
+    </w:p>
+    <w:p>
+      <w:r>
+        <w:t xml:space="preserve">3.3. Срок исполнения обязательств — </w:t>
+      </w:r>
+      <w:r>
+        <w:t xml:space="preserve">в течение шестидесяти рабочих дней с момента поступления денежных средств на расчетный счет</w:t>
+      </w:r>
+      <w:r>
+        <w:t xml:space="preserve">.</w:t>
+      </w:r>
+    </w:p>
+    <w:p/>
+    <w:p>
+      <w:r>
+        <w:rPr>
+          <w:b/>
+        </w:rPr>
+        <w:t xml:space="preserve">4. ПРОЧИЕ УСЛОВИЯ</w:t>
+      </w:r>
+    </w:p>
+    <w:p>
+      <w:r>
+        <w:t xml:space="preserve">4.1. </w:t>
+      </w:r>
+      <w:r>
+        <w:t xml:space="preserve">Стороны несут ответственность за неисполнение или ненадлежащее исполнение обязательств в соответствии с законодательством Российской Федерации.</w:t>
+      </w:r>
+    </w:p>
+    <w:p>
+      <w:r>
+        <w:t xml:space="preserve">4.2. </w:t>
+      </w:r>
+      <w:r>
+        <w:t xml:space="preserve">Размер неустойки за нарушение сроков оплаты: </w:t>
+      </w:r>
+      <w:r>
+        <w:t xml:space="preserve">0,01 процента от общей суммы счета</w:t>
+      </w:r>
+      <w:r>
+        <w:t xml:space="preserve">. Предельный размер ответственности: </w:t>
+      </w:r>
+      <w:r>
+        <w:t xml:space="preserve">0,05 (пять сотых процента) % за каждый день просрочки</w:t>
+      </w:r>
+      <w:r>
+        <w:t xml:space="preserve">, но не более </w:t>
+      </w:r>
+      <w:r>
+        <w:t xml:space="preserve">15 (пятнадцать) процентов от цены Договора</w:t>
+      </w:r>
+      <w:r>
+        <w:t xml:space="preserve">.</w:t>
+      </w:r>
+    </w:p>
+    <w:p>
+      <w:r>
+        <w:t xml:space="preserve">4.3. </w:t>
+      </w:r>
+      <w:r>
+        <w:t xml:space="preserve">Стороны освобождаются от ответственности при наступлении обстоятельств непреодолимой силы, если они прямо повлияли на исполнение обязательств.</w:t>
+      </w:r>
+    </w:p>
+    <w:p>
+      <w:r>
+        <w:t xml:space="preserve">4.4. </w:t>
+      </w:r>
+      <w:r>
+        <w:t xml:space="preserve">Сторона, для которой создалась невозможность исполнения, обязана уведомить другую Сторону. Срок уведомления — </w:t>
+      </w:r>
+      <w:r>
+        <w:t xml:space="preserve">в течение 20 (Двадцати) банковских дней</w:t>
+      </w:r>
+      <w:r>
+        <w:t xml:space="preserve">.</w:t>
+      </w:r>
+    </w:p>
+    <w:p>
+      <w:r>
+        <w:t xml:space="preserve">4.5. </w:t>
+      </w:r>
+      <w:r>
+        <w:t xml:space="preserve">Все споры и разногласия решаются путём переговоров. Претензионный порядок обязателен, срок ответа на претензию — </w:t>
+      </w:r>
+      <w:r>
+        <w:t xml:space="preserve">в течение двадцати четырех месяцев с даты подписания Сторонами акта сдачи-приемки оказанных услуг</w:t>
+      </w:r>
+      <w:r>
+        <w:t xml:space="preserve">.</w:t>
+      </w:r>
+    </w:p>
+    <w:p>
+      <w:r>
+        <w:t xml:space="preserve">4.6. </w:t>
+      </w:r>
+      <w:r>
+        <w:t xml:space="preserve">Договор вступает в силу с момента подписания и действует до полного исполнения Сторонами принятых обязательств.</w:t>
+      </w:r>
+    </w:p>
+    <w:p>
+      <w:r>
+        <w:t xml:space="preserve">4.7. </w:t>
+      </w:r>
+      <w:r>
+        <w:t xml:space="preserve">Изменения и дополнения к Договору действительны при условии их совершения в письменной форме и подписания уполномоченными представителями Сторон.</w:t>
+      </w:r>
+    </w:p>
+    <w:p>
+      <w:r>
+        <w:t xml:space="preserve">4.8. </w:t>
+      </w:r>
+      <w:r>
+        <w:t xml:space="preserve">Договор составлен в двух экземплярах, имеющих равную юридическую силу, по одному для каждой из Сторон.</w:t>
+      </w:r>
+    </w:p>
+    <w:p>
+      <w:r>
+        <w:t xml:space="preserve">4.9. </w:t>
+      </w:r>
+      <w:r>
+        <w:t xml:space="preserve">Стороны признают юридическую силу документов, переданных по электронной почте, с последующим обменом оригиналами.</w:t>
+      </w:r>
+    </w:p>
+    <w:p>
+      <w:r>
+        <w:t xml:space="preserve">4.10. </w:t>
+      </w:r>
+      <w:r>
+        <w:t xml:space="preserve">Уступка прав по Договору третьим лицам без письменного согласия другой Стороны не допускается.</w:t>
+      </w:r>
+    </w:p>
+    <w:p>
+      <w:r>
+        <w:t xml:space="preserve">4.11. </w:t>
+      </w:r>
+      <w:r>
+        <w:t xml:space="preserve">Стороны обязуются сохранять конфиденциальность в отношении сведений, ставших известными в ходе исполнения Договора.</w:t>
+      </w:r>
+    </w:p>
+    <w:p>
+      <w:r>
+        <w:t xml:space="preserve">4.12. </w:t>
+      </w:r>
+      <w:r>
+        <w:t xml:space="preserve">Ни одна из Сторон не вправе использовать товарные знаки другой Стороны без предварительного письменного согласия.</w:t>
+      </w:r>
+    </w:p>
+    <w:p/>
+    <w:p>
+      <w:r>
+        <w:rPr>
+          <w:b/>
+        </w:rPr>
+        <w:t xml:space="preserve">5. ЗАВЕРЕНИЯ ОБ ОБСТОЯТЕЛЬСТВАХ</w:t>
+      </w:r>
+    </w:p>
+    <w:p>
+      <w:r>
+        <w:t xml:space="preserve">5.1. </w:t>
+      </w:r>
+      <w:r>
+        <w:t xml:space="preserve">Договор вступает в силу с момента подписания и действует до полного исполнения Сторонами принятых обязательств.</w:t>
+      </w:r>
+    </w:p>
+    <w:p>
+      <w:r>
+        <w:t xml:space="preserve">5.2. </w:t>
+      </w:r>
+      <w:r>
+        <w:t xml:space="preserve">Изменения и дополнения к Договору действительны при условии их совершения в письменной форме и подписания уполномоченными представителями Сторон.</w:t>
+      </w:r>
+    </w:p>
+    <w:p>
+      <w:r>
+        <w:t xml:space="preserve">5.3. </w:t>
+      </w:r>
+      <w:r>
+        <w:t xml:space="preserve">Договор составлен в двух экземплярах, имеющих равную юридическую силу, по одному для каждой из Сторон.</w:t>
+      </w:r>
+    </w:p>
+    <w:p>
+      <w:r>
+        <w:t xml:space="preserve">5.4. </w:t>
+      </w:r>
+      <w:r>
+        <w:t xml:space="preserve">Стороны признают юридическую силу документов, переданных по электронной почте, с последующим обменом оригиналами.</w:t>
+      </w:r>
+    </w:p>
+    <w:p>
+      <w:r>
+        <w:t xml:space="preserve">5.5. </w:t>
+      </w:r>
+      <w:r>
+        <w:t xml:space="preserve">Уступка прав по Договору третьим лицам без письменного согласия другой Стороны не допускается.</w:t>
+      </w:r>
+    </w:p>
+    <w:p>
+      <w:r>
+        <w:t xml:space="preserve">5.6. </w:t>
+      </w:r>
+      <w:r>
+        <w:t xml:space="preserve">Стороны обязуются сохранять конфиденциальность в отношении сведений, ставших известными в ходе исполнения Договора.</w:t>
+      </w:r>
+    </w:p>
+    <w:p>
+      <w:r>
+        <w:t xml:space="preserve">5.7. </w:t>
+      </w:r>
+      <w:r>
+        <w:t xml:space="preserve">Ни одна из Сторон не вправе использовать товарные знаки другой Стороны без предварительного письменного согласия.</w:t>
+      </w:r>
+    </w:p>
+    <w:p>
+      <w:r>
+        <w:t xml:space="preserve">5.8. </w:t>
+      </w:r>
+      <w:r>
+        <w:t xml:space="preserve">Расторжение Договора в одностороннем порядке допускается при существенном нарушении его условий другой Стороной. Срок направления уведомления — </w:t>
+      </w:r>
+      <w:r>
+        <w:t xml:space="preserve">в течение 45 банковских дней с момента выставления счета</w:t>
+      </w:r>
+      <w:r>
+        <w:t xml:space="preserve">.</w:t>
+      </w:r>
+    </w:p>
+    <w:p>
+      <w:r>
+        <w:t xml:space="preserve">5.9. Сторона-1 подтверждает, что уполномоченным лицом по вопросам исполнения является </w:t>
+      </w:r>
+      <w:r>
+        <w:t xml:space="preserve">Фёдоров Алексей Дмитриевич</w:t>
+      </w:r>
+      <w:r>
+        <w:t xml:space="preserve">, тел. </w:t>
+      </w:r>
+      <w:r>
+        <w:t xml:space="preserve">+7 (383) 944-11-95</w:t>
+      </w:r>
+      <w:r>
+        <w:t xml:space="preserve">, адрес для корреспонденции: </w:t>
+      </w:r>
+      <w:r>
+        <w:t xml:space="preserve">Одинцово Гагарина 64/3 кв 40</w:t>
+      </w:r>
+      <w:r>
+        <w:t xml:space="preserve">.</w:t>
+      </w:r>
+    </w:p>
+    <w:p/>
+    <w:p/>
+    <w:p/>
+    <w:p>
+      <w:r>
+        <w:rPr>
+          <w:b/>
+        </w:rPr>
+        <w:t xml:space="preserve">9. КОНТРОЛЬНЫЕ ВЕЛИЧИНЫ</w:t>
+      </w:r>
+    </w:p>
+    <w:p>
+      <w:r>
+        <w:t xml:space="preserve">9.1. Контрольная запись: </w:t>
+      </w:r>
+      <w:r>
+        <w:rPr>
+          <w:b/>
+        </w:rPr>
+        <w:t xml:space="preserve">1</w:t>
+      </w:r>
+      <w:r>
+        <w:t xml:space="preserve">5% от цены Договора</w:t>
+      </w:r>
+      <w:r>
+        <w:t xml:space="preserve">.</w:t>
+      </w:r>
+    </w:p>
+    <w:p>
+      <w:r>
+        <w:t xml:space="preserve">9.2. Контрольная запись: </w:t>
+      </w:r>
+      <w:r>
+        <w:rPr>
+          <w:b/>
+        </w:rPr>
+        <w:t xml:space="preserve">не позднее 08.09.20</w:t>
+      </w:r>
+      <w:r>
+        <w:t xml:space="preserve">25</w:t>
+      </w:r>
+      <w:r>
+        <w:t xml:space="preserve">.</w:t>
+      </w:r>
+    </w:p>
+    <w:p>
+      <w:r>
+        <w:t xml:space="preserve">9.3. Контрольная запись: </w:t>
+      </w:r>
+      <w:r>
+        <w:rPr>
+          <w:b/>
+        </w:rPr>
+        <w:t xml:space="preserve">8/1</w:t>
+      </w:r>
+      <w:r>
+        <w:t xml:space="preserve">4</w:t>
+      </w:r>
+      <w:r>
+        <w:t xml:space="preserve">.</w:t>
+      </w:r>
+    </w:p>
+    <w:p>
+      <w:r>
+        <w:t xml:space="preserve">9.4. Контрольная запись: </w:t>
+      </w:r>
+      <w:r>
+        <w:t xml:space="preserve">3 300 000 (Три мил⁠лиона тр иста тысяч) руб. 5 коп.</w:t>
+      </w:r>
+      <w:r>
+        <w:t xml:space="preserve">.</w:t>
+      </w:r>
+    </w:p>
+    <w:p/>
+    <w:p>
+      <w:r>
+        <w:rPr>
+          <w:b/>
+        </w:rPr>
+        <w:t xml:space="preserve">РЕКВИЗИТЫ И ПОДПИСИ СТОРОН</w:t>
+      </w:r>
+    </w:p>
+    <w:p/>
+    <w:tbl>
+      <w:tblPr>
+        <w:tblW w:w="9360" w:type="dxa"/>
+        <w:tblBorders>
+          <w:top w:val="single" w:sz="4" w:color="auto"/>
+          <w:left w:val="single" w:sz="4" w:color="auto"/>
+          <w:bottom w:val="single" w:sz="4" w:color="auto"/>
+          <w:right w:val="single" w:sz="4" w:color="auto"/>
+          <w:insideH w:val="single" w:sz="4" w:color="auto"/>
+          <w:insideV w:val="single" w:sz="4" w:color="auto"/>
+        </w:tblBorders>
+      </w:tblPr>
+      <w:tblGrid>
+        <w:gridCol w:w="4680"/>
+        <w:gridCol w:w="4680"/>
+      </w:tblGrid>
+      <w:tr>
+        <w:tc>
+          <w:tcPr>
+            <w:tcW w:w="4680" w:type="dxa"/>
+          </w:tcPr>
+          <w:p>
+            <w:r>
+              <w:rPr>
+                <w:b/>
+              </w:rPr>
+              <w:t xml:space="preserve">Исполнитель:</w:t>
+            </w:r>
+          </w:p>
+          <w:p>
+            <w:r>
+              <w:t xml:space="preserve">Индивидуальный предприниматель </w:t>
+            </w:r>
+            <w:r>
+              <w:t xml:space="preserve">Фёдоров Алексей Дмитриевич</w:t>
+            </w:r>
+          </w:p>
+          <w:p>
+            <w:r>
+              <w:t xml:space="preserve">Адрес регистрации: </w:t>
+            </w:r>
+            <w:r>
+              <w:t xml:space="preserve">Екатеринбург, Советская 10</w:t>
+            </w:r>
+          </w:p>
+          <w:p>
+            <w:r>
+              <w:t xml:space="preserve">ИНН </w:t>
+            </w:r>
+            <w:r>
+              <w:t xml:space="preserve">696651174202</w:t>
+            </w:r>
+            <w:r>
+              <w:t xml:space="preserve"> ОГРНИП </w:t>
+            </w:r>
+            <w:r>
+              <w:t xml:space="preserve">369050397571354</w:t>
+            </w:r>
+          </w:p>
+          <w:p>
+            <w:r>
+              <w:t xml:space="preserve">р/с </w:t>
+            </w:r>
+            <w:r>
+              <w:t xml:space="preserve">40802810656776002789</w:t>
+            </w:r>
+            <w:r>
+              <w:t xml:space="preserve"> в АО «Тинькофф Банк»</w:t>
+            </w:r>
+            <w:r>
+              <w:t xml:space="preserve">, БИК </w:t>
+            </w:r>
+            <w:r>
+              <w:t xml:space="preserve">044525974</w:t>
+            </w:r>
+          </w:p>
+          <w:p>
+            <w:r>
+              <w:t xml:space="preserve">Тел.: </w:t>
+            </w:r>
+            <w:r>
+              <w:t xml:space="preserve">+7 (383) 871-16-65</w:t>
+            </w:r>
+          </w:p>
+          <w:p>
+            <w:r>
+              <w:t xml:space="preserve">E-mail: </w:t>
+            </w:r>
+            <w:r>
+              <w:t xml:space="preserve">fedorov@gmail.com</w:t>
+            </w:r>
+          </w:p>
+          <w:p/>
+          <w:p>
+            <w:r>
+              <w:t xml:space="preserve">ИП ______________ </w:t>
+            </w:r>
+            <w:r>
+              <w:t xml:space="preserve">Фёдоров А. Д.</w:t>
+            </w:r>
+          </w:p>
+          <w:p>
+            <w:r>
+              <w:t xml:space="preserve">Согласовано: </w:t>
+            </w:r>
+            <w:r>
+              <w:rPr>
+                <w:b/>
+              </w:rPr>
+              <w:t xml:space="preserve">Фёдоров Алекс</w:t>
+            </w:r>
+            <w:r>
+              <w:t xml:space="preserve">ей Дмитриевич</w:t>
+            </w:r>
+          </w:p>
+        </w:tc>
+        <w:tc>
+          <w:tcPr>
+            <w:tcW w:w="4680" w:type="dxa"/>
+          </w:tcPr>
+          <w:p>
+            <w:r>
               <w:rPr>
                 <w:b/>
               </w:rPr>
@@ -963,7 +1050,7 @@
               <w:t xml:space="preserve">Адрес регистрации: </w:t>
             </w:r>
             <w:r>
-              <w:t xml:space="preserve">Самара, Советская 31</w:t>
+              <w:t xml:space="preserve">Сергиев Посад Профсоюзная 86/1 кв 25</w:t>
             </w:r>
           </w:p>
           <w:p>
@@ -1002,7 +1089,7 @@
               <w:t xml:space="preserve">Тел.: </w:t>
             </w:r>
             <w:r>
-              <w:t xml:space="preserve">+7 (846) 442-83-69</w:t>
+              <w:t xml:space="preserve">+7 (812) 729-53-89</w:t>
             </w:r>
           </w:p>
           <w:p>
@@ -1069,13 +1156,13 @@
       <w:t xml:space="preserve">Исполнитель документа: </w:t>
     </w:r>
     <w:r>
-      <w:t xml:space="preserve">Зайцев О. Н.</w:t>
+      <w:t xml:space="preserve">Соколов С. Е.</w:t>
     </w:r>
     <w:r>
       <w:t xml:space="preserve">, тел. </w:t>
     </w:r>
     <w:r>
-      <w:t xml:space="preserve">8(383)1422631</w:t>
+      <w:t xml:space="preserve">8(495)3459182</w:t>
     </w:r>
   </w:p>
 </w:ftr>

--- a/tests/corpus_v2/docs/services_0006.docx
+++ b/tests/corpus_v2/docs/services_0006.docx
@@ -120,7 +120,7 @@
         <w:t xml:space="preserve">Услуги считаются оказанными после подписания Сторонами акта сдачи-приёмки. Срок оплаты — </w:t>
       </w:r>
       <w:r>
-        <w:t xml:space="preserve">в течение 5 (Пяти) дней с момента подписания акта</w:t>
+        <w:t xml:space="preserve">в течение 45 (Сорока пяти) дней с момента подписания акта</w:t>
       </w:r>
       <w:r>
         <w:t xml:space="preserve">.</w:t>
@@ -132,6 +132,101 @@
       </w:r>
       <w:r>
         <w:t xml:space="preserve">Заказчик вправе в любое время проверять ход и качество оказываемых услуг, не вмешиваясь в деятельность Исполнителя.</w:t>
+      </w:r>
+    </w:p>
+    <w:p>
+      <w:r>
+        <w:t xml:space="preserve">1.5. </w:t>
+      </w:r>
+      <w:r>
+        <w:t xml:space="preserve">Товар отгружается по товарной накладной ТОРГ-12 № </w:t>
+      </w:r>
+      <w:r>
+        <w:t xml:space="preserve">040952252</w:t>
+      </w:r>
+      <w:r>
+        <w:t xml:space="preserve">. Позиция учитывается в каталоге поставщика под номером </w:t>
+      </w:r>
+      <w:r>
+        <w:t xml:space="preserve">047737326</w:t>
+      </w:r>
+      <w:r>
+        <w:t xml:space="preserve">. Изделию присвоен заводской номер </w:t>
+      </w:r>
+      <w:r>
+        <w:t xml:space="preserve">049634307</w:t>
+      </w:r>
+      <w:r>
+        <w:t xml:space="preserve">.</w:t>
+      </w:r>
+    </w:p>
+    <w:p>
+      <w:r>
+        <w:t xml:space="preserve">1.6. </w:t>
+      </w:r>
+      <w:r>
+        <w:t xml:space="preserve">Целевые средства перечисляются по коду цели </w:t>
+      </w:r>
+      <w:r>
+        <w:t xml:space="preserve">046829851</w:t>
+      </w:r>
+      <w:r>
+        <w:t xml:space="preserve">, предусмотренному приказом Минфина России № 157н. </w:t>
+      </w:r>
+      <w:r>
+        <w:t xml:space="preserve">БИК будет сообщён дополнительно, номер заявки — </w:t>
+      </w:r>
+      <w:r>
+        <w:t xml:space="preserve">041418385</w:t>
+      </w:r>
+      <w:r>
+        <w:t xml:space="preserve">.</w:t>
+      </w:r>
+    </w:p>
+    <w:p>
+      <w:r>
+        <w:t xml:space="preserve">1.7. </w:t>
+      </w:r>
+      <w:r>
+        <w:t xml:space="preserve">Расчёты за коммунальные услуги ведутся по лицевому счёту абонента </w:t>
+      </w:r>
+      <w:r>
+        <w:t xml:space="preserve">86576852222</w:t>
+      </w:r>
+      <w:r>
+        <w:t xml:space="preserve">. Приложение учтено за номером </w:t>
+      </w:r>
+      <w:r>
+        <w:t xml:space="preserve">83640625441</w:t>
+      </w:r>
+      <w:r>
+        <w:t xml:space="preserve">. Заводской номер прибора учёта — </w:t>
+      </w:r>
+      <w:r>
+        <w:t xml:space="preserve">83370565566</w:t>
+      </w:r>
+      <w:r>
+        <w:t xml:space="preserve">.</w:t>
+      </w:r>
+    </w:p>
+    <w:p>
+      <w:r>
+        <w:t xml:space="preserve">1.8. </w:t>
+      </w:r>
+      <w:r>
+        <w:t xml:space="preserve">Партия внесена в реестр под номером </w:t>
+      </w:r>
+      <w:r>
+        <w:t xml:space="preserve">82264609123</w:t>
+      </w:r>
+      <w:r>
+        <w:t xml:space="preserve">, как предусмотрено пунктом 2 статьи 434 Гражданского кодекса Российской Федерации. Уведомление о регистрации имеет исходящий № </w:t>
+      </w:r>
+      <w:r>
+        <w:t xml:space="preserve">80207932161</w:t>
+      </w:r>
+      <w:r>
+        <w:t xml:space="preserve">.</w:t>
       </w:r>
     </w:p>
     <w:p/>
@@ -148,7 +243,7 @@
         <w:t xml:space="preserve">2.1. Общая цена Договора: </w:t>
       </w:r>
       <w:r>
-        <w:t xml:space="preserve">Шестьсот восемьдесят три тысячи два рубля 0 коп.</w:t>
+        <w:t xml:space="preserve">Шестьсот девяносто шесть тысяч два рубля 0 коп.</w:t>
       </w:r>
       <w:r>
         <w:t xml:space="preserve">, НДС не облагается, т.к. применяется УСН</w:t>
@@ -173,7 +268,7 @@
         <w:t xml:space="preserve">2.3. Срок оплаты — </w:t>
       </w:r>
       <w:r>
-        <w:t xml:space="preserve">не позднее 27.08.2025</w:t>
+        <w:t xml:space="preserve">не позднее 12.10.2026</w:t>
       </w:r>
       <w:r>
         <w:t xml:space="preserve">.</w:t>
@@ -193,7 +288,7 @@
         <w:t xml:space="preserve">, артикул </w:t>
       </w:r>
       <w:r>
-        <w:t xml:space="preserve">RM-7669-73</w:t>
+        <w:t xml:space="preserve">RM-1686-26</w:t>
       </w:r>
       <w:r>
         <w:t xml:space="preserve">, код </w:t>
@@ -253,43 +348,43 @@
         <w:t xml:space="preserve">. Товар отгружается с сопроводительным документом паспорт качества № </w:t>
       </w:r>
       <w:r>
-        <w:t xml:space="preserve">95 03 255559</w:t>
+        <w:t xml:space="preserve">22 05 798796</w:t>
       </w:r>
       <w:r>
         <w:t xml:space="preserve">. К партии приложен паспорт изделия № </w:t>
       </w:r>
       <w:r>
-        <w:t xml:space="preserve">46 19 774014</w:t>
+        <w:t xml:space="preserve">05 08 669110</w:t>
       </w:r>
       <w:r>
         <w:t xml:space="preserve">. Оборудование поставляется с паспортом транспортного средства № </w:t>
       </w:r>
       <w:r>
-        <w:t xml:space="preserve">69 13 680559</w:t>
+        <w:t xml:space="preserve">73 04 361164</w:t>
       </w:r>
       <w:r>
         <w:t xml:space="preserve">. Приёмка производится согласно техническому паспорту </w:t>
       </w:r>
       <w:r>
-        <w:t xml:space="preserve">05 23 822892</w:t>
+        <w:t xml:space="preserve">01 25 658154</w:t>
       </w:r>
       <w:r>
         <w:t xml:space="preserve">. СНИЛС не указан, номер заказа </w:t>
       </w:r>
       <w:r>
-        <w:t xml:space="preserve">172-964-092 67</w:t>
+        <w:t xml:space="preserve">001-364-265 13</w:t>
       </w:r>
       <w:r>
         <w:t xml:space="preserve">. Дата рождения не проставлена, документ выдан </w:t>
       </w:r>
       <w:r>
-        <w:t xml:space="preserve">01.04.2015</w:t>
+        <w:t xml:space="preserve">02.11.2015</w:t>
       </w:r>
       <w:r>
         <w:t xml:space="preserve">. Код подразделения, см. артикул </w:t>
       </w:r>
       <w:r>
-        <w:t xml:space="preserve">149-640</w:t>
+        <w:t xml:space="preserve">152-566</w:t>
       </w:r>
       <w:r>
         <w:t xml:space="preserve">. Цена — </w:t>
@@ -309,25 +404,25 @@
         <w:t xml:space="preserve">Товар маркирован штрихкодом </w:t>
       </w:r>
       <w:r>
-        <w:t xml:space="preserve">4607695732662</w:t>
+        <w:t xml:space="preserve">4606719899065</w:t>
       </w:r>
       <w:r>
         <w:t xml:space="preserve">. Код контрагента по ОКПО — </w:t>
       </w:r>
       <w:r>
-        <w:t xml:space="preserve">0063874771</w:t>
+        <w:t xml:space="preserve">1612554885</w:t>
       </w:r>
       <w:r>
         <w:t xml:space="preserve">. Оборудование учтено под инвентарным номером </w:t>
       </w:r>
       <w:r>
-        <w:t xml:space="preserve">044720495</w:t>
+        <w:t xml:space="preserve">042442683</w:t>
       </w:r>
       <w:r>
         <w:t xml:space="preserve">, складской позиции присвоен номер </w:t>
       </w:r>
       <w:r>
-        <w:t xml:space="preserve">390470382</w:t>
+        <w:t xml:space="preserve">493171274</w:t>
       </w:r>
       <w:r>
         <w:t xml:space="preserve">.</w:t>
@@ -341,19 +436,19 @@
         <w:t xml:space="preserve">Оплата по счёту-фактуре на КБК </w:t>
       </w:r>
       <w:r>
-        <w:t xml:space="preserve">18210101011011000133</w:t>
+        <w:t xml:space="preserve">18210101011011000193</w:t>
       </w:r>
       <w:r>
         <w:t xml:space="preserve">. ИНН не присвоен, регистрационный № </w:t>
       </w:r>
       <w:r>
-        <w:t xml:space="preserve">4497218531</w:t>
+        <w:t xml:space="preserve">2494451344</w:t>
       </w:r>
       <w:r>
         <w:t xml:space="preserve">. ИНН не присвоен, платёжный документ № </w:t>
       </w:r>
       <w:r>
-        <w:t xml:space="preserve">777568768208</w:t>
+        <w:t xml:space="preserve">008772154089</w:t>
       </w:r>
       <w:r>
         <w:t xml:space="preserve">. Заказчик действует в лице </w:t>
@@ -373,13 +468,13 @@
         <w:t xml:space="preserve">Массовая доля влаги в товаре — </w:t>
       </w:r>
       <w:r>
-        <w:t xml:space="preserve">не более 11 %</w:t>
+        <w:t xml:space="preserve">не более 13 %</w:t>
       </w:r>
       <w:r>
         <w:t xml:space="preserve">. Товар подлежит хранению </w:t>
       </w:r>
       <w:r>
-        <w:t xml:space="preserve">в течение 48 часов</w:t>
+        <w:t xml:space="preserve">в течение 12 часов</w:t>
       </w:r>
       <w:r>
         <w:t xml:space="preserve"> при температуре не выше +4 °C. Срок исковой давности по требованиям, вытекающим из Договора, составляет </w:t>
@@ -448,7 +543,7 @@
           </w:tcPr>
           <w:p>
             <w:r>
-              <w:t xml:space="preserve">3537636576</w:t>
+              <w:t xml:space="preserve">6279850680</w:t>
             </w:r>
           </w:p>
         </w:tc>
@@ -476,7 +571,7 @@
         <w:t xml:space="preserve">Полномочия подтверждаются свидетельством о рождении, выдано </w:t>
       </w:r>
       <w:r>
-        <w:t xml:space="preserve">04.02.2021</w:t>
+        <w:t xml:space="preserve">24.11.2024</w:t>
       </w:r>
       <w:r>
         <w:t xml:space="preserve"> отделом ЗАГС.</w:t>
@@ -505,7 +600,7 @@
           </w:tcPr>
           <w:p>
             <w:r>
-              <w:t xml:space="preserve">5</w:t>
+              <w:t xml:space="preserve">2</w:t>
             </w:r>
           </w:p>
         </w:tc>
@@ -555,7 +650,7 @@
         <w:t xml:space="preserve">3.1. Место исполнения обязательств: </w:t>
       </w:r>
       <w:r>
-        <w:t xml:space="preserve">Екатеринбург Заречная 62/1 кв 53</w:t>
+        <w:t xml:space="preserve">Новосибирск, Победы 69</w:t>
       </w:r>
       <w:r>
         <w:t xml:space="preserve">.</w:t>
@@ -572,7 +667,7 @@
         <w:t xml:space="preserve"> по телефону </w:t>
       </w:r>
       <w:r>
-        <w:t xml:space="preserve">+7 (383) 406-55-73</w:t>
+        <w:t xml:space="preserve">+7 (843) 506-22-81</w:t>
       </w:r>
       <w:r>
         <w:t xml:space="preserve">.</w:t>
@@ -583,7 +678,111 @@
         <w:t xml:space="preserve">3.3. Срок исполнения обязательств — </w:t>
       </w:r>
       <w:r>
-        <w:t xml:space="preserve">в течение шестидесяти рабочих дней с момента поступления денежных средств на расчетный счет</w:t>
+        <w:t xml:space="preserve">в течение трех рабочих дней с момента поступления денежных средств на расчетный счет</w:t>
+      </w:r>
+      <w:r>
+        <w:t xml:space="preserve">.</w:t>
+      </w:r>
+    </w:p>
+    <w:p>
+      <w:r>
+        <w:t xml:space="preserve">3.4. </w:t>
+      </w:r>
+      <w:r>
+        <w:t xml:space="preserve">Финансирование ведётся за счёт средств бюджета, КБК </w:t>
+      </w:r>
+      <w:r>
+        <w:t xml:space="preserve">18250810200951852982</w:t>
+      </w:r>
+      <w:r>
+        <w:t xml:space="preserve">. Показания счётчика снимаются по прибору с заводским номером </w:t>
+      </w:r>
+      <w:r>
+        <w:t xml:space="preserve">39324389960151511997</w:t>
+      </w:r>
+      <w:r>
+        <w:t xml:space="preserve">.</w:t>
+      </w:r>
+    </w:p>
+    <w:p>
+      <w:r>
+        <w:t xml:space="preserve">3.5. </w:t>
+      </w:r>
+      <w:r>
+        <w:t xml:space="preserve">В счёте на оплату указывается УИН </w:t>
+      </w:r>
+      <w:r>
+        <w:t xml:space="preserve">18209205684964689751</w:t>
+      </w:r>
+      <w:r>
+        <w:t xml:space="preserve">. Счёт-проформа зарегистрирован за номером </w:t>
+      </w:r>
+      <w:r>
+        <w:t xml:space="preserve">77054291405318829894</w:t>
+      </w:r>
+      <w:r>
+        <w:t xml:space="preserve">. Списание со счёта производится в очерёдности статьи 855 Гражданского кодекса Российской Федерации, код вида дохода </w:t>
+      </w:r>
+      <w:r>
+        <w:t xml:space="preserve">18210797133224923344</w:t>
+      </w:r>
+      <w:r>
+        <w:t xml:space="preserve">.</w:t>
+      </w:r>
+    </w:p>
+    <w:p>
+      <w:r>
+        <w:t xml:space="preserve">3.6. </w:t>
+      </w:r>
+      <w:r>
+        <w:t xml:space="preserve">ИНН иностранного контрагента не присваивается; номер записи в торговом реестре — </w:t>
+      </w:r>
+      <w:r>
+        <w:t xml:space="preserve">0984402571</w:t>
+      </w:r>
+      <w:r>
+        <w:t xml:space="preserve">. ИНН приводится в приложении; номер спецификации — </w:t>
+      </w:r>
+      <w:r>
+        <w:t xml:space="preserve">6568042522</w:t>
+      </w:r>
+      <w:r>
+        <w:t xml:space="preserve">. Постановка на учёт производится по статье 84 Налогового кодекса Российской Федерации, решение № </w:t>
+      </w:r>
+      <w:r>
+        <w:t xml:space="preserve">2065039585</w:t>
+      </w:r>
+      <w:r>
+        <w:t xml:space="preserve">.</w:t>
+      </w:r>
+    </w:p>
+    <w:p>
+      <w:r>
+        <w:t xml:space="preserve">3.7. </w:t>
+      </w:r>
+      <w:r>
+        <w:t xml:space="preserve">Партии присвоен номер прослеживаемости </w:t>
+      </w:r>
+      <w:r>
+        <w:t xml:space="preserve">5579582511</w:t>
+      </w:r>
+      <w:r>
+        <w:t xml:space="preserve">. Содержание примеси не превышает </w:t>
+      </w:r>
+      <w:r>
+        <w:t xml:space="preserve">2,7 %</w:t>
+      </w:r>
+      <w:r>
+        <w:t xml:space="preserve">. Прибор имеет погрешность не более </w:t>
+      </w:r>
+      <w:r>
+        <w:t xml:space="preserve">0,6 %</w:t>
+      </w:r>
+      <w:r>
+        <w:t xml:space="preserve">. Оборудованию присвоен заводской номер </w:t>
+      </w:r>
+      <w:r>
+        <w:t xml:space="preserve">5449924281</w:t>
       </w:r>
       <w:r>
         <w:t xml:space="preserve">.</w:t>
@@ -626,7 +825,7 @@
         <w:t xml:space="preserve">, но не более </w:t>
       </w:r>
       <w:r>
-        <w:t xml:space="preserve">15 (пятнадцать) процентов от цены Договора</w:t>
+        <w:t xml:space="preserve">20 (двадцать) процентов от цены Договора</w:t>
       </w:r>
       <w:r>
         <w:t xml:space="preserve">.</w:t>
@@ -648,7 +847,7 @@
         <w:t xml:space="preserve">Сторона, для которой создалась невозможность исполнения, обязана уведомить другую Сторону. Срок уведомления — </w:t>
       </w:r>
       <w:r>
-        <w:t xml:space="preserve">в течение 20 (Двадцати) банковских дней</w:t>
+        <w:t xml:space="preserve">в течение 30 (Тридцати) банковских дней</w:t>
       </w:r>
       <w:r>
         <w:t xml:space="preserve">.</w:t>
@@ -662,7 +861,7 @@
         <w:t xml:space="preserve">Все споры и разногласия решаются путём переговоров. Претензионный порядок обязателен, срок ответа на претензию — </w:t>
       </w:r>
       <w:r>
-        <w:t xml:space="preserve">в течение двадцати четырех месяцев с даты подписания Сторонами акта сдачи-приемки оказанных услуг</w:t>
+        <w:t xml:space="preserve">в течение двенадцати месяцев с даты подписания Сторонами акта сдачи-приемки оказанных услуг</w:t>
       </w:r>
       <w:r>
         <w:t xml:space="preserve">.</w:t>
@@ -722,6 +921,124 @@
       </w:r>
       <w:r>
         <w:t xml:space="preserve">Ни одна из Сторон не вправе использовать товарные знаки другой Стороны без предварительного письменного согласия.</w:t>
+      </w:r>
+    </w:p>
+    <w:p>
+      <w:r>
+        <w:t xml:space="preserve">4.13. </w:t>
+      </w:r>
+      <w:r>
+        <w:t xml:space="preserve">ИНН физического лица отсутствует, лицевой счёт абонента </w:t>
+      </w:r>
+      <w:r>
+        <w:t xml:space="preserve">596108138966</w:t>
+      </w:r>
+      <w:r>
+        <w:t xml:space="preserve">. ИНН указан в приложении; номенклатурный код позиции — </w:t>
+      </w:r>
+      <w:r>
+        <w:t xml:space="preserve">737809805190</w:t>
+      </w:r>
+      <w:r>
+        <w:t xml:space="preserve">. Обработка ИНН ведётся по статье 86 Налогового кодекса Российской Федерации, запрос № </w:t>
+      </w:r>
+      <w:r>
+        <w:t xml:space="preserve">196832392703</w:t>
+      </w:r>
+      <w:r>
+        <w:t xml:space="preserve">.</w:t>
+      </w:r>
+    </w:p>
+    <w:p>
+      <w:r>
+        <w:t xml:space="preserve">4.14. </w:t>
+      </w:r>
+      <w:r>
+        <w:t xml:space="preserve">Накладной на партию присвоен номер </w:t>
+      </w:r>
+      <w:r>
+        <w:t xml:space="preserve">336213158121</w:t>
+      </w:r>
+      <w:r>
+        <w:t xml:space="preserve">. Контрольный модуль имеет заводской номер </w:t>
+      </w:r>
+      <w:r>
+        <w:t xml:space="preserve">589383452409</w:t>
+      </w:r>
+      <w:r>
+        <w:t xml:space="preserve">. Уклон кровли поставляемого сооружения — </w:t>
+      </w:r>
+      <w:r>
+        <w:t xml:space="preserve">9 %</w:t>
+      </w:r>
+      <w:r>
+        <w:t xml:space="preserve">.</w:t>
+      </w:r>
+    </w:p>
+    <w:p>
+      <w:r>
+        <w:t xml:space="preserve">4.15. </w:t>
+      </w:r>
+      <w:r>
+        <w:t xml:space="preserve">Предельная доля иностранного участия в уставном капитале установлена законом и составляет </w:t>
+      </w:r>
+      <w:r>
+        <w:t xml:space="preserve">20 %</w:t>
+      </w:r>
+      <w:r>
+        <w:t xml:space="preserve"> согласно Федеральному закону об иностранных инвестициях. Приложением № 3 установлена доля брака не более </w:t>
+      </w:r>
+      <w:r>
+        <w:t xml:space="preserve">2,7 %</w:t>
+      </w:r>
+      <w:r>
+        <w:t xml:space="preserve">.</w:t>
+      </w:r>
+    </w:p>
+    <w:p>
+      <w:r>
+        <w:t xml:space="preserve">4.16. </w:t>
+      </w:r>
+      <w:r>
+        <w:t xml:space="preserve">Изготовитель установил срок годности </w:t>
+      </w:r>
+      <w:r>
+        <w:t xml:space="preserve">в течение 12 месяцев</w:t>
+      </w:r>
+      <w:r>
+        <w:t xml:space="preserve"> с даты изготовления. Бетонная смесь выдерживается </w:t>
+      </w:r>
+      <w:r>
+        <w:t xml:space="preserve">в течение 48 часов</w:t>
+      </w:r>
+      <w:r>
+        <w:t xml:space="preserve"> при температуре не ниже +5 °C.</w:t>
+      </w:r>
+    </w:p>
+    <w:p>
+      <w:r>
+        <w:t xml:space="preserve">4.17. </w:t>
+      </w:r>
+      <w:r>
+        <w:t xml:space="preserve">Требования к качеству работ могут быть предъявлены </w:t>
+      </w:r>
+      <w:r>
+        <w:t xml:space="preserve">в течение одного года</w:t>
+      </w:r>
+      <w:r>
+        <w:t xml:space="preserve">, как установлено статьёй 725 Гражданского кодекса Российской Федерации. Общество осуществляет деятельность </w:t>
+      </w:r>
+      <w:r>
+        <w:t xml:space="preserve">в течение 8 лет</w:t>
+      </w:r>
+      <w:r>
+        <w:t xml:space="preserve">. Отчётный период оканчивается </w:t>
+      </w:r>
+      <w:r>
+        <w:t xml:space="preserve">не позднее 08.11.2026</w:t>
+      </w:r>
+      <w:r>
+        <w:t xml:space="preserve">.</w:t>
       </w:r>
     </w:p>
     <w:p/>
@@ -814,13 +1131,13 @@
         <w:t xml:space="preserve">, тел. </w:t>
       </w:r>
       <w:r>
-        <w:t xml:space="preserve">+7 (383) 944-11-95</w:t>
+        <w:t xml:space="preserve">+7 (499) 384-22-63</w:t>
       </w:r>
       <w:r>
         <w:t xml:space="preserve">, адрес для корреспонденции: </w:t>
       </w:r>
       <w:r>
-        <w:t xml:space="preserve">Одинцово Гагарина 64/3 кв 40</w:t>
+        <w:t xml:space="preserve">Екатеринбург, Тверская 36</w:t>
       </w:r>
       <w:r>
         <w:t xml:space="preserve">.</w:t>
@@ -862,7 +1179,7 @@
         <w:rPr>
           <w:b/>
         </w:rPr>
-        <w:t xml:space="preserve">не позднее 08.09.20</w:t>
+        <w:t xml:space="preserve">не позднее 17.06.20</w:t>
       </w:r>
       <w:r>
         <w:t xml:space="preserve">25</w:t>
@@ -879,10 +1196,10 @@
         <w:rPr>
           <w:b/>
         </w:rPr>
-        <w:t xml:space="preserve">8/1</w:t>
-      </w:r>
-      <w:r>
-        <w:t xml:space="preserve">4</w:t>
+        <w:t xml:space="preserve">9/1</w:t>
+      </w:r>
+      <w:r>
+        <w:t xml:space="preserve">7</w:t>
       </w:r>
       <w:r>
         <w:t xml:space="preserve">.</w:t>
@@ -893,7 +1210,7 @@
         <w:t xml:space="preserve">9.4. Контрольная запись: </w:t>
       </w:r>
       <w:r>
-        <w:t xml:space="preserve">3 300 000 (Три мил⁠лиона тр иста тысяч) руб. 5 коп.</w:t>
+        <w:t xml:space="preserve">686 000 (Шестьсот восемьдес­ят шесть тысяч) руб. ­0 коп.</w:t>
       </w:r>
       <w:r>
         <w:t xml:space="preserve">.</w:t>
@@ -951,7 +1268,7 @@
               <w:t xml:space="preserve">Адрес регистрации: </w:t>
             </w:r>
             <w:r>
-              <w:t xml:space="preserve">Екатеринбург, Советская 10</w:t>
+              <w:t xml:space="preserve">Казань Мира 43/2 кв 86</w:t>
             </w:r>
           </w:p>
           <w:p>
@@ -990,7 +1307,7 @@
               <w:t xml:space="preserve">Тел.: </w:t>
             </w:r>
             <w:r>
-              <w:t xml:space="preserve">+7 (383) 871-16-65</w:t>
+              <w:t xml:space="preserve">+7 (383) 905-83-66</w:t>
             </w:r>
           </w:p>
           <w:p>
@@ -998,7 +1315,7 @@
               <w:t xml:space="preserve">E-mail: </w:t>
             </w:r>
             <w:r>
-              <w:t xml:space="preserve">fedorov@gmail.com</w:t>
+              <w:t xml:space="preserve">fedorov@yandex.ru</w:t>
             </w:r>
           </w:p>
           <w:p/>
@@ -1050,7 +1367,7 @@
               <w:t xml:space="preserve">Адрес регистрации: </w:t>
             </w:r>
             <w:r>
-              <w:t xml:space="preserve">Сергиев Посад Профсоюзная 86/1 кв 25</w:t>
+              <w:t xml:space="preserve">Нижний Новгород, Кутузовский 20</w:t>
             </w:r>
           </w:p>
           <w:p>
@@ -1089,7 +1406,7 @@
               <w:t xml:space="preserve">Тел.: </w:t>
             </w:r>
             <w:r>
-              <w:t xml:space="preserve">+7 (812) 729-53-89</w:t>
+              <w:t xml:space="preserve">+7 (499) 789-51-91</w:t>
             </w:r>
           </w:p>
           <w:p>
@@ -1097,7 +1414,7 @@
               <w:t xml:space="preserve">E-mail: </w:t>
             </w:r>
             <w:r>
-              <w:t xml:space="preserve">petrov@romashka.ru</w:t>
+              <w:t xml:space="preserve">petrov@sibtrans.ru</w:t>
             </w:r>
           </w:p>
           <w:p/>
@@ -1156,13 +1473,13 @@
       <w:t xml:space="preserve">Исполнитель документа: </w:t>
     </w:r>
     <w:r>
-      <w:t xml:space="preserve">Соколов С. Е.</w:t>
+      <w:t xml:space="preserve">Лебедева Е. И.</w:t>
     </w:r>
     <w:r>
       <w:t xml:space="preserve">, тел. </w:t>
     </w:r>
     <w:r>
-      <w:t xml:space="preserve">8(495)3459182</w:t>
+      <w:t xml:space="preserve">8(846)9082265</w:t>
     </w:r>
   </w:p>
 </w:ftr>

--- a/tests/corpus_v2/docs/services_0006.docx
+++ b/tests/corpus_v2/docs/services_0006.docx
@@ -1211,6 +1211,37 @@
       </w:r>
       <w:r>
         <w:t xml:space="preserve">686 000 (Шестьсот восемьдес­ят шесть тысяч) руб. ­0 коп.</w:t>
+      </w:r>
+      <w:r>
+        <w:t xml:space="preserve">.</w:t>
+      </w:r>
+    </w:p>
+    <w:p/>
+    <w:p>
+      <w:r>
+        <w:rPr>
+          <w:b/>
+        </w:rPr>
+        <w:t xml:space="preserve">6. ОСОБЫЕ УСЛОВИЯ ОТДЕЛЬНЫХ ВИДОВ ДАННЫХ</w:t>
+      </w:r>
+    </w:p>
+    <w:p>
+      <w:r>
+        <w:t xml:space="preserve">6.1. Полномочия представителя подтверждены доверенностью, реестровый номер </w:t>
+      </w:r>
+      <w:r>
+        <w:t xml:space="preserve">50/121-н/50-2023-4-88</w:t>
+      </w:r>
+      <w:r>
+        <w:t xml:space="preserve">.</w:t>
+      </w:r>
+    </w:p>
+    <w:p>
+      <w:r>
+        <w:t xml:space="preserve">6.2. Для сопоставления в учёте указывается: </w:t>
+      </w:r>
+      <w:r>
+        <w:t xml:space="preserve">ГОСТ Р 52044-2003</w:t>
       </w:r>
       <w:r>
         <w:t xml:space="preserve">.</w:t>

--- a/tests/corpus_v2/docs/services_0006.docx
+++ b/tests/corpus_v2/docs/services_0006.docx
@@ -1227,21 +1227,87 @@
     </w:p>
     <w:p>
       <w:r>
-        <w:t xml:space="preserve">6.1. Полномочия представителя подтверждены доверенностью, реестровый номер </w:t>
-      </w:r>
-      <w:r>
-        <w:t xml:space="preserve">50/121-н/50-2023-4-88</w:t>
-      </w:r>
-      <w:r>
-        <w:t xml:space="preserve">.</w:t>
-      </w:r>
-    </w:p>
-    <w:p>
-      <w:r>
-        <w:t xml:space="preserve">6.2. Для сопоставления в учёте указывается: </w:t>
-      </w:r>
-      <w:r>
-        <w:t xml:space="preserve">ГОСТ Р 52044-2003</w:t>
+        <w:t xml:space="preserve">6.1. Работы выполняются на основании ранее заключённого Договора № </w:t>
+      </w:r>
+      <w:r>
+        <w:t xml:space="preserve">2/17</w:t>
+      </w:r>
+      <w:r>
+        <w:t xml:space="preserve"> между теми же сторонами.</w:t>
+      </w:r>
+    </w:p>
+    <w:p>
+      <w:r>
+        <w:t xml:space="preserve">6.2. Первичные документы: </w:t>
+      </w:r>
+      <w:r>
+        <w:t xml:space="preserve">счёт-фактура выставлена без ссылки на номер</w:t>
+      </w:r>
+      <w:r>
+        <w:t xml:space="preserve">.</w:t>
+      </w:r>
+    </w:p>
+    <w:p>
+      <w:r>
+        <w:t xml:space="preserve">6.3. Запись о лицензии внесена в реестр за регистрационным номером </w:t>
+      </w:r>
+      <w:r>
+        <w:t xml:space="preserve">731004592</w:t>
+      </w:r>
+      <w:r>
+        <w:t xml:space="preserve">.</w:t>
+      </w:r>
+    </w:p>
+    <w:p>
+      <w:r>
+        <w:t xml:space="preserve">6.4. Внутренний учёт ведётся отдельно: </w:t>
+      </w:r>
+      <w:r>
+        <w:t xml:space="preserve">номер заявки 987654321</w:t>
+      </w:r>
+      <w:r>
+        <w:t xml:space="preserve">.</w:t>
+      </w:r>
+    </w:p>
+    <w:p>
+      <w:r>
+        <w:t xml:space="preserve">6.5. Полномочия представителя подтверждены доверенностью, реестровый номер </w:t>
+      </w:r>
+      <w:r>
+        <w:t xml:space="preserve">78/1445-н/78-2022-12-7</w:t>
+      </w:r>
+      <w:r>
+        <w:t xml:space="preserve">.</w:t>
+      </w:r>
+    </w:p>
+    <w:p>
+      <w:r>
+        <w:t xml:space="preserve">6.6. Для сопоставления в учёте указывается: </w:t>
+      </w:r>
+      <w:r>
+        <w:t xml:space="preserve">срок действия 12/2024-06/2025</w:t>
+      </w:r>
+      <w:r>
+        <w:t xml:space="preserve">.</w:t>
+      </w:r>
+    </w:p>
+    <w:p>
+      <w:r>
+        <w:t xml:space="preserve">6.7. Решение принято большинством в </w:t>
+      </w:r>
+      <w:r>
+        <w:t xml:space="preserve">9 % уставного капитала общества</w:t>
+      </w:r>
+      <w:r>
+        <w:t xml:space="preserve"> от общего числа голосов членов совета директоров.</w:t>
+      </w:r>
+    </w:p>
+    <w:p>
+      <w:r>
+        <w:t xml:space="preserve">6.8. Кворум определяется уставом: </w:t>
+      </w:r>
+      <w:r>
+        <w:t xml:space="preserve">большинством голосов присутствующих участников</w:t>
       </w:r>
       <w:r>
         <w:t xml:space="preserve">.</w:t>

--- a/tests/corpus_v2/docs/services_0006.docx
+++ b/tests/corpus_v2/docs/services_0006.docx
@@ -1227,10 +1227,32 @@
     </w:p>
     <w:p>
       <w:r>
-        <w:t xml:space="preserve">6.1. Работы выполняются на основании ранее заключённого Договора № </w:t>
-      </w:r>
-      <w:r>
-        <w:t xml:space="preserve">2/17</w:t>
+        <w:t xml:space="preserve">6.1. Стороны ранее заключили </w:t>
+      </w:r>
+      <w:r>
+        <w:t xml:space="preserve">договор подряда</w:t>
+      </w:r>
+      <w:r>
+        <w:t xml:space="preserve"> на сопоставимых условиях.</w:t>
+      </w:r>
+    </w:p>
+    <w:p>
+      <w:r>
+        <w:t xml:space="preserve">6.2. Прочие условия: </w:t>
+      </w:r>
+      <w:r>
+        <w:t xml:space="preserve">реквизиты первичных документов приведены в приложении</w:t>
+      </w:r>
+      <w:r>
+        <w:t xml:space="preserve">.</w:t>
+      </w:r>
+    </w:p>
+    <w:p>
+      <w:r>
+        <w:t xml:space="preserve">6.3. Работы выполняются на основании ранее заключённого Договора № </w:t>
+      </w:r>
+      <w:r>
+        <w:t xml:space="preserve">01Ф-00034/16-124Д</w:t>
       </w:r>
       <w:r>
         <w:t xml:space="preserve"> между теми же сторонами.</w:t>
@@ -1238,29 +1260,73 @@
     </w:p>
     <w:p>
       <w:r>
-        <w:t xml:space="preserve">6.2. Первичные документы: </w:t>
-      </w:r>
-      <w:r>
-        <w:t xml:space="preserve">счёт-фактура выставлена без ссылки на номер</w:t>
-      </w:r>
-      <w:r>
-        <w:t xml:space="preserve">.</w:t>
-      </w:r>
-    </w:p>
-    <w:p>
-      <w:r>
-        <w:t xml:space="preserve">6.3. Запись о лицензии внесена в реестр за регистрационным номером </w:t>
-      </w:r>
-      <w:r>
-        <w:t xml:space="preserve">731004592</w:t>
-      </w:r>
-      <w:r>
-        <w:t xml:space="preserve">.</w:t>
-      </w:r>
-    </w:p>
-    <w:p>
-      <w:r>
-        <w:t xml:space="preserve">6.4. Внутренний учёт ведётся отдельно: </w:t>
+        <w:t xml:space="preserve">6.4. Первичные документы: </w:t>
+      </w:r>
+      <w:r>
+        <w:t xml:space="preserve">лицензия Л035-01298-77/00123456 Рособрнадзора</w:t>
+      </w:r>
+      <w:r>
+        <w:t xml:space="preserve">.</w:t>
+      </w:r>
+    </w:p>
+    <w:p>
+      <w:r>
+        <w:t xml:space="preserve">6.5. Паспорт гражданина Российской Федерации выдан </w:t>
+      </w:r>
+      <w:r>
+        <w:t xml:space="preserve">Отделением по вопросам миграции ОМВД России по Кировскому району</w:t>
+      </w:r>
+      <w:r>
+        <w:t xml:space="preserve">, паспорт предъявлен при подписании.</w:t>
+      </w:r>
+    </w:p>
+    <w:p>
+      <w:r>
+        <w:t xml:space="preserve">6.6. Сопутствующие сведения: </w:t>
+      </w:r>
+      <w:r>
+        <w:t xml:space="preserve">паспорт выдан, реквизиты приведены в приложении</w:t>
+      </w:r>
+      <w:r>
+        <w:t xml:space="preserve">.</w:t>
+      </w:r>
+    </w:p>
+    <w:p>
+      <w:r>
+        <w:t xml:space="preserve">6.7. Запись о государственной регистрации внесена регистрирующим органом: </w:t>
+      </w:r>
+      <w:r>
+        <w:t xml:space="preserve">Инспекция ФНС России № 24 по г. Москве</w:t>
+      </w:r>
+      <w:r>
+        <w:t xml:space="preserve">.</w:t>
+      </w:r>
+    </w:p>
+    <w:p>
+      <w:r>
+        <w:t xml:space="preserve">6.8. Общие сведения о регистрации: </w:t>
+      </w:r>
+      <w:r>
+        <w:t xml:space="preserve">сведения о юридическом лице содержатся в ЕГРЮЛ</w:t>
+      </w:r>
+      <w:r>
+        <w:t xml:space="preserve">.</w:t>
+      </w:r>
+    </w:p>
+    <w:p>
+      <w:r>
+        <w:t xml:space="preserve">6.9. Запись о лицензии внесена в реестр за регистрационным номером </w:t>
+      </w:r>
+      <w:r>
+        <w:t xml:space="preserve">144625873</w:t>
+      </w:r>
+      <w:r>
+        <w:t xml:space="preserve">.</w:t>
+      </w:r>
+    </w:p>
+    <w:p>
+      <w:r>
+        <w:t xml:space="preserve">6.10. Внутренний учёт ведётся отдельно: </w:t>
       </w:r>
       <w:r>
         <w:t xml:space="preserve">номер заявки 987654321</w:t>
@@ -1271,32 +1337,32 @@
     </w:p>
     <w:p>
       <w:r>
-        <w:t xml:space="preserve">6.5. Полномочия представителя подтверждены доверенностью, реестровый номер </w:t>
-      </w:r>
-      <w:r>
-        <w:t xml:space="preserve">78/1445-н/78-2022-12-7</w:t>
-      </w:r>
-      <w:r>
-        <w:t xml:space="preserve">.</w:t>
-      </w:r>
-    </w:p>
-    <w:p>
-      <w:r>
-        <w:t xml:space="preserve">6.6. Для сопоставления в учёте указывается: </w:t>
-      </w:r>
-      <w:r>
-        <w:t xml:space="preserve">срок действия 12/2024-06/2025</w:t>
-      </w:r>
-      <w:r>
-        <w:t xml:space="preserve">.</w:t>
-      </w:r>
-    </w:p>
-    <w:p>
-      <w:r>
-        <w:t xml:space="preserve">6.7. Решение принято большинством в </w:t>
-      </w:r>
-      <w:r>
-        <w:t xml:space="preserve">9 % уставного капитала общества</w:t>
+        <w:t xml:space="preserve">6.11. Полномочия представителя подтверждены доверенностью, реестровый номер </w:t>
+      </w:r>
+      <w:r>
+        <w:t xml:space="preserve">50/121-н/50-2023-4-88</w:t>
+      </w:r>
+      <w:r>
+        <w:t xml:space="preserve">.</w:t>
+      </w:r>
+    </w:p>
+    <w:p>
+      <w:r>
+        <w:t xml:space="preserve">6.12. Для сопоставления в учёте указывается: </w:t>
+      </w:r>
+      <w:r>
+        <w:t xml:space="preserve">пп. 4/5-1 и 7/2-3 Правил страхования</w:t>
+      </w:r>
+      <w:r>
+        <w:t xml:space="preserve">.</w:t>
+      </w:r>
+    </w:p>
+    <w:p>
+      <w:r>
+        <w:t xml:space="preserve">6.13. Решение принято большинством в </w:t>
+      </w:r>
+      <w:r>
+        <w:t xml:space="preserve">25,5 % голосов от общего числа</w:t>
       </w:r>
       <w:r>
         <w:t xml:space="preserve"> от общего числа голосов членов совета директоров.</w:t>
@@ -1304,7 +1370,7 @@
     </w:p>
     <w:p>
       <w:r>
-        <w:t xml:space="preserve">6.8. Кворум определяется уставом: </w:t>
+        <w:t xml:space="preserve">6.14. Кворум определяется уставом: </w:t>
       </w:r>
       <w:r>
         <w:t xml:space="preserve">большинством голосов присутствующих участников</w:t>
